--- a/InternetSystemsDesign/LaboratoryWorks/LBR_05/Solution/LBR_05_Stanchik.docx
+++ b/InternetSystemsDesign/LaboratoryWorks/LBR_05/Solution/LBR_05_Stanchik.docx
@@ -259,6 +259,13 @@
           <w:szCs w:val="28"/>
         </w:rPr>
         <w:t>UM</w:t>
+      </w:r>
+      <w:r>
+        <w:rPr>
+          <w:rFonts w:cs="Times New Roman"/>
+          <w:szCs w:val="28"/>
+        </w:rPr>
+        <w:t>L</w:t>
       </w:r>
       <w:r>
         <w:rPr>
@@ -947,35 +954,7 @@
         <w:rPr>
           <w:lang w:val="ru-RU"/>
         </w:rPr>
-        <w:t xml:space="preserve">Темой данной лабораторной работы является углубленное изучение методологии объектно-ориентированного моделирования (ООМ) с использованием UML (Unified </w:t>
-      </w:r>
-      <w:proofErr w:type="spellStart"/>
-      <w:r>
-        <w:rPr>
-          <w:lang w:val="ru-RU"/>
-        </w:rPr>
-        <w:t>Modeling</w:t>
-      </w:r>
-      <w:proofErr w:type="spellEnd"/>
-      <w:r>
-        <w:rPr>
-          <w:lang w:val="ru-RU"/>
-        </w:rPr>
-        <w:t xml:space="preserve"> Language) для проектирования статической архитектуры сервиса поиска недвижимости «</w:t>
-      </w:r>
-      <w:proofErr w:type="spellStart"/>
-      <w:r>
-        <w:rPr>
-          <w:lang w:val="ru-RU"/>
-        </w:rPr>
-        <w:t>ProprtyFlow</w:t>
-      </w:r>
-      <w:proofErr w:type="spellEnd"/>
-      <w:r>
-        <w:rPr>
-          <w:lang w:val="ru-RU"/>
-        </w:rPr>
-        <w:t xml:space="preserve">». Этот сервис предоставляет пользователям возможность находить, сравнивать и управлять объектами недвижимости. В условиях современного рынка, где информационные технологии играют ключевую роль, грамотное проектирование структурных основ системы становится залогом её устойчивости, масштабируемости и эффективности дальнейшей разработки. </w:t>
+        <w:t xml:space="preserve">Темой данной лабораторной работы является углубленное изучение методологии объектно-ориентированного моделирования (ООМ) с использованием UML (Unified Modeling Language) для проектирования статической архитектуры сервиса поиска недвижимости «ProprtyFlow». Этот сервис предоставляет пользователям возможность находить, сравнивать и управлять объектами недвижимости. В условиях современного рынка, где информационные технологии играют ключевую роль, грамотное проектирование структурных основ системы становится залогом её устойчивости, масштабируемости и эффективности дальнейшей разработки. </w:t>
       </w:r>
     </w:p>
     <w:p>
@@ -1045,21 +1024,7 @@
         <w:rPr>
           <w:lang w:val="ru-RU"/>
         </w:rPr>
-        <w:t xml:space="preserve">Одной из ключевых задач является анализ и корректировка созданных структурных диаграмм. Студенты будут проверять модель на соответствие принципам связности и слабого зацепления, выявлять избыточные зависимости между пакетами, оптимизировать структуру классов и предлагать возможные улучшения архитектуры для повышения её гибкости и </w:t>
-      </w:r>
-      <w:proofErr w:type="spellStart"/>
-      <w:r>
-        <w:rPr>
-          <w:lang w:val="ru-RU"/>
-        </w:rPr>
-        <w:t>сопровождаемости</w:t>
-      </w:r>
-      <w:proofErr w:type="spellEnd"/>
-      <w:r>
-        <w:rPr>
-          <w:lang w:val="ru-RU"/>
-        </w:rPr>
-        <w:t xml:space="preserve">. </w:t>
+        <w:t xml:space="preserve">Одной из ключевых задач является анализ и корректировка созданных структурных диаграмм. Студенты будут проверять модель на соответствие принципам связности и слабого зацепления, выявлять избыточные зависимости между пакетами, оптимизировать структуру классов и предлагать возможные улучшения архитектуры для повышения её гибкости и сопровождаемости. </w:t>
       </w:r>
     </w:p>
     <w:p>
@@ -1762,7 +1727,6 @@
           <w:szCs w:val="32"/>
           <w:lang w:val="ru-RU"/>
         </w:rPr>
-        <w:lastRenderedPageBreak/>
         <w:t>Описание программных средств</w:t>
       </w:r>
     </w:p>
@@ -1777,21 +1741,7 @@
         <w:rPr>
           <w:lang w:val="ru-RU"/>
         </w:rPr>
-        <w:t xml:space="preserve">Для построения диаграмм IDEF0 был использован веб-ресурс Draw.io, который разрабатывается компанией </w:t>
-      </w:r>
-      <w:proofErr w:type="spellStart"/>
-      <w:r>
-        <w:rPr>
-          <w:lang w:val="ru-RU"/>
-        </w:rPr>
-        <w:t>JGraph</w:t>
-      </w:r>
-      <w:proofErr w:type="spellEnd"/>
-      <w:r>
-        <w:rPr>
-          <w:lang w:val="ru-RU"/>
-        </w:rPr>
-        <w:t xml:space="preserve"> Ltd. Данный инструмент предназначен для создания различных визуальных представлений, включая диаграммы, графики и схемы. Адрес веб-ресурса — </w:t>
+        <w:t xml:space="preserve">Для построения диаграмм IDEF0 был использован веб-ресурс Draw.io, который разрабатывается компанией JGraph Ltd. Данный инструмент предназначен для создания различных визуальных представлений, включая диаграммы, графики и схемы. Адрес веб-ресурса — </w:t>
       </w:r>
       <w:hyperlink r:id="rId8" w:history="1">
         <w:r>
@@ -1848,35 +1798,7 @@
         <w:rPr>
           <w:lang w:val="ru-RU"/>
         </w:rPr>
-        <w:t xml:space="preserve">Функционал веб-ресурса Draw.io очень разнообразен и включает в себя возможность построения различных типов диаграмм. Инструмент также предлагает обширную библиотеку готовых шаблонов и элементов для создания визуализаций. Пользователи могут выбирать из множества стандартных фигур и иконок, что значительно ускоряет процесс построения диаграмм. К числу поддерживаемых форматов относятся графики, смысловые карты, UML-диаграммы, диаграммы Венна, а также </w:t>
-      </w:r>
-      <w:proofErr w:type="spellStart"/>
-      <w:r>
-        <w:rPr>
-          <w:lang w:val="ru-RU"/>
-        </w:rPr>
-        <w:t>Agile</w:t>
-      </w:r>
-      <w:proofErr w:type="spellEnd"/>
-      <w:r>
-        <w:rPr>
-          <w:lang w:val="ru-RU"/>
-        </w:rPr>
-        <w:t xml:space="preserve"> и </w:t>
-      </w:r>
-      <w:proofErr w:type="spellStart"/>
-      <w:r>
-        <w:rPr>
-          <w:lang w:val="ru-RU"/>
-        </w:rPr>
-        <w:t>Kanban</w:t>
-      </w:r>
-      <w:proofErr w:type="spellEnd"/>
-      <w:r>
-        <w:rPr>
-          <w:lang w:val="ru-RU"/>
-        </w:rPr>
-        <w:t xml:space="preserve"> доски. </w:t>
+        <w:t xml:space="preserve">Функционал веб-ресурса Draw.io очень разнообразен и включает в себя возможность построения различных типов диаграмм. Инструмент также предлагает обширную библиотеку готовых шаблонов и элементов для создания визуализаций. Пользователи могут выбирать из множества стандартных фигур и иконок, что значительно ускоряет процесс построения диаграмм. К числу поддерживаемых форматов относятся графики, смысловые карты, UML-диаграммы, диаграммы Венна, а также Agile и Kanban доски. </w:t>
       </w:r>
     </w:p>
     <w:p>
@@ -1918,42 +1840,7 @@
         <w:rPr>
           <w:lang w:val="ru-RU"/>
         </w:rPr>
-        <w:t xml:space="preserve">Draw.io также интегрируется с популярными облачными сервисами, такими как Google Drive, </w:t>
-      </w:r>
-      <w:proofErr w:type="spellStart"/>
-      <w:r>
-        <w:rPr>
-          <w:lang w:val="ru-RU"/>
-        </w:rPr>
-        <w:t>Dropbox</w:t>
-      </w:r>
-      <w:proofErr w:type="spellEnd"/>
-      <w:r>
-        <w:rPr>
-          <w:lang w:val="ru-RU"/>
-        </w:rPr>
-        <w:t xml:space="preserve"> и </w:t>
-      </w:r>
-      <w:proofErr w:type="spellStart"/>
-      <w:r>
-        <w:rPr>
-          <w:lang w:val="ru-RU"/>
-        </w:rPr>
-        <w:t>OneDrive</w:t>
-      </w:r>
-      <w:proofErr w:type="spellEnd"/>
-      <w:r>
-        <w:rPr>
-          <w:lang w:val="ru-RU"/>
-        </w:rPr>
-        <w:t>, что упрощает процесс хранения, редактирования и обмена диаграммами, а также обеспечивает доступ к проектам с любого устройства и совместную работу в реальном времени. Для командной работы Draw.io предлагает инструменты для совместного редактирования диаграмм, позволяя нескольким пользователям одновременно вносить изменения в схемы и делиться комментариями. Дополнительным плюсом является возможность работы в оффлайн-</w:t>
-      </w:r>
-      <w:r>
-        <w:rPr>
-          <w:lang w:val="ru-RU"/>
-        </w:rPr>
-        <w:lastRenderedPageBreak/>
-        <w:t>режиме через настольное приложение, что позволяет создавать и редактировать схемы даже без доступа к интернету.</w:t>
+        <w:t>Draw.io также интегрируется с популярными облачными сервисами, такими как Google Drive, Dropbox и OneDrive, что упрощает процесс хранения, редактирования и обмена диаграммами, а также обеспечивает доступ к проектам с любого устройства и совместную работу в реальном времени. Для командной работы Draw.io предлагает инструменты для совместного редактирования диаграмм, позволяя нескольким пользователям одновременно вносить изменения в схемы и делиться комментариями. Дополнительным плюсом является возможность работы в оффлайн-режиме через настольное приложение, что позволяет создавать и редактировать схемы даже без доступа к интернету.</w:t>
       </w:r>
     </w:p>
     <w:p>
@@ -1967,77 +1854,7 @@
         <w:rPr>
           <w:lang w:val="ru-RU"/>
         </w:rPr>
-        <w:t xml:space="preserve">Платформа также предлагает интеграцию с различными корпоративными системами и популярными платформами для управления проектами, такими как </w:t>
-      </w:r>
-      <w:proofErr w:type="spellStart"/>
-      <w:r>
-        <w:rPr>
-          <w:lang w:val="ru-RU"/>
-        </w:rPr>
-        <w:t>Atlassian</w:t>
-      </w:r>
-      <w:proofErr w:type="spellEnd"/>
-      <w:r>
-        <w:rPr>
-          <w:lang w:val="ru-RU"/>
-        </w:rPr>
-        <w:t xml:space="preserve"> </w:t>
-      </w:r>
-      <w:proofErr w:type="spellStart"/>
-      <w:r>
-        <w:rPr>
-          <w:lang w:val="ru-RU"/>
-        </w:rPr>
-        <w:t>Confluence</w:t>
-      </w:r>
-      <w:proofErr w:type="spellEnd"/>
-      <w:r>
-        <w:rPr>
-          <w:lang w:val="ru-RU"/>
-        </w:rPr>
-        <w:t xml:space="preserve"> и </w:t>
-      </w:r>
-      <w:proofErr w:type="spellStart"/>
-      <w:r>
-        <w:rPr>
-          <w:lang w:val="ru-RU"/>
-        </w:rPr>
-        <w:t>Jira</w:t>
-      </w:r>
-      <w:proofErr w:type="spellEnd"/>
-      <w:r>
-        <w:rPr>
-          <w:lang w:val="ru-RU"/>
-        </w:rPr>
-        <w:t xml:space="preserve">. Это позволяет использовать Draw.io для визуализации данных и процессов в рамках более широких решений для управления проектами. Для пользователей, которые уже работают с другими инструментами для диаграмм, Draw.io предлагает импорт и экспорт данных, что делает его совместимым с такими сервисами, как </w:t>
-      </w:r>
-      <w:proofErr w:type="spellStart"/>
-      <w:r>
-        <w:rPr>
-          <w:lang w:val="ru-RU"/>
-        </w:rPr>
-        <w:t>Lucidchart</w:t>
-      </w:r>
-      <w:proofErr w:type="spellEnd"/>
-      <w:r>
-        <w:rPr>
-          <w:lang w:val="ru-RU"/>
-        </w:rPr>
-        <w:t xml:space="preserve"> и Microsoft </w:t>
-      </w:r>
-      <w:proofErr w:type="spellStart"/>
-      <w:r>
-        <w:rPr>
-          <w:lang w:val="ru-RU"/>
-        </w:rPr>
-        <w:t>Visio</w:t>
-      </w:r>
-      <w:proofErr w:type="spellEnd"/>
-      <w:r>
-        <w:rPr>
-          <w:lang w:val="ru-RU"/>
-        </w:rPr>
-        <w:t xml:space="preserve">, позволяя легко переходить между различными инструментами. </w:t>
+        <w:t xml:space="preserve">Платформа также предлагает интеграцию с различными корпоративными системами и популярными платформами для управления проектами, такими как Atlassian Confluence и Jira. Это позволяет использовать Draw.io для визуализации данных и процессов в рамках более широких решений для управления проектами. Для пользователей, которые уже работают с другими инструментами для диаграмм, Draw.io предлагает импорт и экспорт данных, что делает его совместимым с такими сервисами, как Lucidchart и Microsoft Visio, позволяя легко переходить между различными инструментами. </w:t>
       </w:r>
     </w:p>
     <w:p>
@@ -2085,7 +1902,6 @@
           <w:szCs w:val="32"/>
           <w:lang w:val="ru-RU"/>
         </w:rPr>
-        <w:lastRenderedPageBreak/>
         <w:t>Описание практического задания</w:t>
       </w:r>
     </w:p>
@@ -2274,11 +2090,9 @@
         </w:rPr>
         <w:t>«</w:t>
       </w:r>
-      <w:proofErr w:type="spellStart"/>
       <w:r>
         <w:t>PropertyFlow</w:t>
       </w:r>
-      <w:proofErr w:type="spellEnd"/>
       <w:r>
         <w:rPr>
           <w:lang w:val="ru-RU"/>
@@ -2317,21 +2131,7 @@
         <w:rPr>
           <w:lang w:eastAsia="ru-RU"/>
         </w:rPr>
-        <w:t xml:space="preserve">: </w:t>
-      </w:r>
-      <w:proofErr w:type="spellStart"/>
-      <w:r>
-        <w:rPr>
-          <w:lang w:eastAsia="ru-RU"/>
-        </w:rPr>
-        <w:t>UserData</w:t>
-      </w:r>
-      <w:proofErr w:type="spellEnd"/>
-      <w:r>
-        <w:rPr>
-          <w:lang w:eastAsia="ru-RU"/>
-        </w:rPr>
-        <w:t xml:space="preserve"> </w:t>
+        <w:t xml:space="preserve">: UserData </w:t>
       </w:r>
     </w:p>
     <w:p>
@@ -2360,44 +2160,8 @@
         <w:rPr>
           <w:lang w:eastAsia="ru-RU"/>
         </w:rPr>
-        <w:t xml:space="preserve">id, enabled, </w:t>
-      </w:r>
-      <w:proofErr w:type="spellStart"/>
-      <w:r>
-        <w:rPr>
-          <w:lang w:eastAsia="ru-RU"/>
-        </w:rPr>
-        <w:t>profilePictureUrl</w:t>
-      </w:r>
-      <w:proofErr w:type="spellEnd"/>
-      <w:r>
-        <w:rPr>
-          <w:lang w:eastAsia="ru-RU"/>
-        </w:rPr>
-        <w:t xml:space="preserve">, role, </w:t>
-      </w:r>
-      <w:proofErr w:type="spellStart"/>
-      <w:r>
-        <w:rPr>
-          <w:lang w:eastAsia="ru-RU"/>
-        </w:rPr>
-        <w:t>firstName</w:t>
-      </w:r>
-      <w:proofErr w:type="spellEnd"/>
-      <w:r>
-        <w:rPr>
-          <w:lang w:eastAsia="ru-RU"/>
-        </w:rPr>
-        <w:t xml:space="preserve">, </w:t>
-      </w:r>
-      <w:proofErr w:type="spellStart"/>
-      <w:r>
-        <w:rPr>
-          <w:lang w:eastAsia="ru-RU"/>
-        </w:rPr>
-        <w:t>lastName</w:t>
-      </w:r>
-      <w:proofErr w:type="spellEnd"/>
+        <w:t>id, enabled, profilePictureUrl, role, firstName, lastName</w:t>
+      </w:r>
       <w:r>
         <w:rPr>
           <w:lang w:eastAsia="ru-RU"/>
@@ -2427,89 +2191,11 @@
         </w:rPr>
         <w:t xml:space="preserve">: </w:t>
       </w:r>
-      <w:proofErr w:type="spellStart"/>
       <w:r>
         <w:rPr>
           <w:lang w:eastAsia="ru-RU"/>
         </w:rPr>
-        <w:t>findById</w:t>
-      </w:r>
-      <w:proofErr w:type="spellEnd"/>
-      <w:r>
-        <w:rPr>
-          <w:lang w:eastAsia="ru-RU"/>
-        </w:rPr>
-        <w:t xml:space="preserve">(), save(), </w:t>
-      </w:r>
-      <w:proofErr w:type="spellStart"/>
-      <w:r>
-        <w:rPr>
-          <w:lang w:eastAsia="ru-RU"/>
-        </w:rPr>
-        <w:t>findByRole</w:t>
-      </w:r>
-      <w:proofErr w:type="spellEnd"/>
-      <w:r>
-        <w:rPr>
-          <w:lang w:eastAsia="ru-RU"/>
-        </w:rPr>
-        <w:t xml:space="preserve">(), </w:t>
-      </w:r>
-      <w:proofErr w:type="spellStart"/>
-      <w:r>
-        <w:rPr>
-          <w:lang w:eastAsia="ru-RU"/>
-        </w:rPr>
-        <w:t>getEnabled</w:t>
-      </w:r>
-      <w:proofErr w:type="spellEnd"/>
-      <w:r>
-        <w:rPr>
-          <w:lang w:eastAsia="ru-RU"/>
-        </w:rPr>
-        <w:t xml:space="preserve">(), </w:t>
-      </w:r>
-      <w:proofErr w:type="spellStart"/>
-      <w:r>
-        <w:rPr>
-          <w:lang w:eastAsia="ru-RU"/>
-        </w:rPr>
-        <w:t>setEnabled</w:t>
-      </w:r>
-      <w:proofErr w:type="spellEnd"/>
-      <w:r>
-        <w:rPr>
-          <w:lang w:eastAsia="ru-RU"/>
-        </w:rPr>
-        <w:t xml:space="preserve">(), </w:t>
-      </w:r>
-      <w:proofErr w:type="spellStart"/>
-      <w:r>
-        <w:rPr>
-          <w:lang w:eastAsia="ru-RU"/>
-        </w:rPr>
-        <w:t>setRole</w:t>
-      </w:r>
-      <w:proofErr w:type="spellEnd"/>
-      <w:r>
-        <w:rPr>
-          <w:lang w:eastAsia="ru-RU"/>
-        </w:rPr>
-        <w:t xml:space="preserve">(), </w:t>
-      </w:r>
-      <w:proofErr w:type="spellStart"/>
-      <w:r>
-        <w:rPr>
-          <w:lang w:eastAsia="ru-RU"/>
-        </w:rPr>
-        <w:t>getRole</w:t>
-      </w:r>
-      <w:proofErr w:type="spellEnd"/>
-      <w:r>
-        <w:rPr>
-          <w:lang w:eastAsia="ru-RU"/>
-        </w:rPr>
-        <w:t>()</w:t>
+        <w:t>findById(), save(), findByRole(), getEnabled(), setEnabled(), setRole(), getRole()</w:t>
       </w:r>
       <w:r>
         <w:rPr>
@@ -2540,61 +2226,11 @@
         </w:rPr>
         <w:t xml:space="preserve">: </w:t>
       </w:r>
-      <w:proofErr w:type="spellStart"/>
-      <w:r>
-        <w:rPr>
-          <w:lang w:val="ru-RU" w:eastAsia="ru-RU"/>
-        </w:rPr>
-        <w:t>UserCredentials</w:t>
-      </w:r>
-      <w:proofErr w:type="spellEnd"/>
-      <w:r>
-        <w:rPr>
-          <w:lang w:val="ru-RU" w:eastAsia="ru-RU"/>
-        </w:rPr>
-        <w:t xml:space="preserve"> (композиционная связь один к одному): каждый пользователь имеет одни учетные данные. </w:t>
-      </w:r>
-      <w:proofErr w:type="spellStart"/>
-      <w:r>
-        <w:rPr>
-          <w:lang w:val="ru-RU" w:eastAsia="ru-RU"/>
-        </w:rPr>
-        <w:t>Realt</w:t>
-      </w:r>
-      <w:proofErr w:type="spellEnd"/>
-      <w:r>
-        <w:rPr>
-          <w:lang w:val="ru-RU" w:eastAsia="ru-RU"/>
-        </w:rPr>
-        <w:t xml:space="preserve"> (агрегационная связь один ко многим): один пользователь может владеть несколькими объектами недвижимости. </w:t>
-      </w:r>
-      <w:proofErr w:type="spellStart"/>
-      <w:r>
-        <w:rPr>
-          <w:lang w:val="ru-RU" w:eastAsia="ru-RU"/>
-        </w:rPr>
-        <w:t>Comment</w:t>
-      </w:r>
-      <w:proofErr w:type="spellEnd"/>
-      <w:r>
-        <w:rPr>
-          <w:lang w:val="ru-RU" w:eastAsia="ru-RU"/>
-        </w:rPr>
-        <w:t xml:space="preserve"> (агрегационная связь один ко многим): один пользователь может оставить несколько комментариев. </w:t>
-      </w:r>
-      <w:proofErr w:type="spellStart"/>
-      <w:r>
-        <w:rPr>
-          <w:lang w:val="ru-RU" w:eastAsia="ru-RU"/>
-        </w:rPr>
-        <w:t>Favorite</w:t>
-      </w:r>
-      <w:proofErr w:type="spellEnd"/>
-      <w:r>
-        <w:rPr>
-          <w:lang w:val="ru-RU" w:eastAsia="ru-RU"/>
-        </w:rPr>
-        <w:t xml:space="preserve"> (агрегационная связь один ко многим): один пользователь может иметь множество избранных объектов недвижимости.</w:t>
+      <w:r>
+        <w:rPr>
+          <w:lang w:val="ru-RU" w:eastAsia="ru-RU"/>
+        </w:rPr>
+        <w:t>UserCredentials (композиционная связь один к одному): каждый пользователь имеет одни учетные данные. Realt (агрегационная связь один ко многим): один пользователь может владеть несколькими объектами недвижимости. Comment (агрегационная связь один ко многим): один пользователь может оставить несколько комментариев. Favorite (агрегационная связь один ко многим): один пользователь может иметь множество избранных объектов недвижимости.</w:t>
       </w:r>
     </w:p>
     <w:p>
@@ -2608,21 +2244,7 @@
         <w:rPr>
           <w:lang w:val="ru-RU" w:eastAsia="ru-RU"/>
         </w:rPr>
-        <w:t xml:space="preserve">Класс: </w:t>
-      </w:r>
-      <w:proofErr w:type="spellStart"/>
-      <w:r>
-        <w:rPr>
-          <w:lang w:val="ru-RU" w:eastAsia="ru-RU"/>
-        </w:rPr>
-        <w:t>UserCredentials</w:t>
-      </w:r>
-      <w:proofErr w:type="spellEnd"/>
-      <w:r>
-        <w:rPr>
-          <w:lang w:val="ru-RU" w:eastAsia="ru-RU"/>
-        </w:rPr>
-        <w:t xml:space="preserve"> </w:t>
+        <w:t xml:space="preserve">Класс: UserCredentials </w:t>
       </w:r>
     </w:p>
     <w:p>
@@ -2639,44 +2261,8 @@
         <w:rPr>
           <w:lang w:val="ru-RU" w:eastAsia="ru-RU"/>
         </w:rPr>
-        <w:t xml:space="preserve">Атрибуты: </w:t>
-      </w:r>
-      <w:proofErr w:type="spellStart"/>
-      <w:r>
-        <w:rPr>
-          <w:lang w:val="ru-RU" w:eastAsia="ru-RU"/>
-        </w:rPr>
-        <w:t>id</w:t>
-      </w:r>
-      <w:proofErr w:type="spellEnd"/>
-      <w:r>
-        <w:rPr>
-          <w:lang w:val="ru-RU" w:eastAsia="ru-RU"/>
-        </w:rPr>
-        <w:t xml:space="preserve">, </w:t>
-      </w:r>
-      <w:proofErr w:type="spellStart"/>
-      <w:r>
-        <w:rPr>
-          <w:lang w:val="ru-RU" w:eastAsia="ru-RU"/>
-        </w:rPr>
-        <w:t>email</w:t>
-      </w:r>
-      <w:proofErr w:type="spellEnd"/>
-      <w:r>
-        <w:rPr>
-          <w:lang w:val="ru-RU" w:eastAsia="ru-RU"/>
-        </w:rPr>
-        <w:t xml:space="preserve">, </w:t>
-      </w:r>
-      <w:proofErr w:type="spellStart"/>
-      <w:r>
-        <w:rPr>
-          <w:lang w:val="ru-RU" w:eastAsia="ru-RU"/>
-        </w:rPr>
-        <w:t>password</w:t>
-      </w:r>
-      <w:proofErr w:type="spellEnd"/>
+        <w:t>Атрибуты: id, email, password</w:t>
+      </w:r>
       <w:r>
         <w:rPr>
           <w:lang w:eastAsia="ru-RU"/>
@@ -2710,91 +2296,7 @@
         <w:rPr>
           <w:lang w:eastAsia="ru-RU"/>
         </w:rPr>
-        <w:t xml:space="preserve">: </w:t>
-      </w:r>
-      <w:proofErr w:type="spellStart"/>
-      <w:r>
-        <w:rPr>
-          <w:lang w:eastAsia="ru-RU"/>
-        </w:rPr>
-        <w:t>findByEmail</w:t>
-      </w:r>
-      <w:proofErr w:type="spellEnd"/>
-      <w:r>
-        <w:rPr>
-          <w:lang w:eastAsia="ru-RU"/>
-        </w:rPr>
-        <w:t xml:space="preserve">(), save(), </w:t>
-      </w:r>
-      <w:proofErr w:type="spellStart"/>
-      <w:r>
-        <w:rPr>
-          <w:lang w:eastAsia="ru-RU"/>
-        </w:rPr>
-        <w:t>setPassword</w:t>
-      </w:r>
-      <w:proofErr w:type="spellEnd"/>
-      <w:r>
-        <w:rPr>
-          <w:lang w:eastAsia="ru-RU"/>
-        </w:rPr>
-        <w:t xml:space="preserve">(), </w:t>
-      </w:r>
-      <w:proofErr w:type="spellStart"/>
-      <w:r>
-        <w:rPr>
-          <w:lang w:eastAsia="ru-RU"/>
-        </w:rPr>
-        <w:t>setUserData</w:t>
-      </w:r>
-      <w:proofErr w:type="spellEnd"/>
-      <w:r>
-        <w:rPr>
-          <w:lang w:eastAsia="ru-RU"/>
-        </w:rPr>
-        <w:t xml:space="preserve">(), </w:t>
-      </w:r>
-      <w:proofErr w:type="spellStart"/>
-      <w:r>
-        <w:rPr>
-          <w:lang w:eastAsia="ru-RU"/>
-        </w:rPr>
-        <w:t>getId</w:t>
-      </w:r>
-      <w:proofErr w:type="spellEnd"/>
-      <w:r>
-        <w:rPr>
-          <w:lang w:eastAsia="ru-RU"/>
-        </w:rPr>
-        <w:t xml:space="preserve">(), </w:t>
-      </w:r>
-      <w:proofErr w:type="spellStart"/>
-      <w:r>
-        <w:rPr>
-          <w:lang w:eastAsia="ru-RU"/>
-        </w:rPr>
-        <w:t>getEmail</w:t>
-      </w:r>
-      <w:proofErr w:type="spellEnd"/>
-      <w:r>
-        <w:rPr>
-          <w:lang w:eastAsia="ru-RU"/>
-        </w:rPr>
-        <w:t xml:space="preserve">(), </w:t>
-      </w:r>
-      <w:proofErr w:type="spellStart"/>
-      <w:r>
-        <w:rPr>
-          <w:lang w:eastAsia="ru-RU"/>
-        </w:rPr>
-        <w:t>getUserData</w:t>
-      </w:r>
-      <w:proofErr w:type="spellEnd"/>
-      <w:r>
-        <w:rPr>
-          <w:lang w:eastAsia="ru-RU"/>
-        </w:rPr>
-        <w:t>()</w:t>
+        <w:t>: findByEmail(), save(), setPassword(), setUserData(), getId(), getEmail(), getUserData()</w:t>
       </w:r>
       <w:r>
         <w:rPr>
@@ -2823,21 +2325,7 @@
         <w:rPr>
           <w:lang w:val="ru-RU" w:eastAsia="ru-RU"/>
         </w:rPr>
-        <w:t xml:space="preserve">Связи: </w:t>
-      </w:r>
-      <w:proofErr w:type="spellStart"/>
-      <w:r>
-        <w:rPr>
-          <w:lang w:val="ru-RU" w:eastAsia="ru-RU"/>
-        </w:rPr>
-        <w:t>UserData</w:t>
-      </w:r>
-      <w:proofErr w:type="spellEnd"/>
-      <w:r>
-        <w:rPr>
-          <w:lang w:val="ru-RU" w:eastAsia="ru-RU"/>
-        </w:rPr>
-        <w:t xml:space="preserve"> (</w:t>
+        <w:t>Связи: UserData (</w:t>
       </w:r>
       <w:r>
         <w:rPr>
@@ -2875,21 +2363,7 @@
         <w:rPr>
           <w:lang w:eastAsia="ru-RU"/>
         </w:rPr>
-        <w:t xml:space="preserve">: </w:t>
-      </w:r>
-      <w:proofErr w:type="spellStart"/>
-      <w:r>
-        <w:rPr>
-          <w:lang w:eastAsia="ru-RU"/>
-        </w:rPr>
-        <w:t>UserContacts</w:t>
-      </w:r>
-      <w:proofErr w:type="spellEnd"/>
-      <w:r>
-        <w:rPr>
-          <w:lang w:eastAsia="ru-RU"/>
-        </w:rPr>
-        <w:t xml:space="preserve"> </w:t>
+        <w:t xml:space="preserve">: UserContacts </w:t>
       </w:r>
     </w:p>
     <w:p>
@@ -2906,121 +2380,14 @@
         <w:rPr>
           <w:lang w:val="ru-RU" w:eastAsia="ru-RU"/>
         </w:rPr>
-        <w:lastRenderedPageBreak/>
         <w:t>Атрибуты</w:t>
       </w:r>
       <w:r>
         <w:rPr>
           <w:lang w:eastAsia="ru-RU"/>
         </w:rPr>
-        <w:t xml:space="preserve">: id, phone, </w:t>
-      </w:r>
-      <w:proofErr w:type="spellStart"/>
-      <w:r>
-        <w:rPr>
-          <w:lang w:eastAsia="ru-RU"/>
-        </w:rPr>
-        <w:t>additionalPhone</w:t>
-      </w:r>
-      <w:proofErr w:type="spellEnd"/>
-      <w:r>
-        <w:rPr>
-          <w:lang w:eastAsia="ru-RU"/>
-        </w:rPr>
-        <w:t xml:space="preserve">, telegram, </w:t>
-      </w:r>
-      <w:proofErr w:type="spellStart"/>
-      <w:r>
-        <w:rPr>
-          <w:lang w:eastAsia="ru-RU"/>
-        </w:rPr>
-        <w:t>whatsapp</w:t>
-      </w:r>
-      <w:proofErr w:type="spellEnd"/>
-      <w:r>
-        <w:rPr>
-          <w:lang w:eastAsia="ru-RU"/>
-        </w:rPr>
-        <w:t xml:space="preserve">, </w:t>
-      </w:r>
-      <w:proofErr w:type="spellStart"/>
-      <w:r>
-        <w:rPr>
-          <w:lang w:eastAsia="ru-RU"/>
-        </w:rPr>
-        <w:t>viber</w:t>
-      </w:r>
-      <w:proofErr w:type="spellEnd"/>
-      <w:r>
-        <w:rPr>
-          <w:lang w:eastAsia="ru-RU"/>
-        </w:rPr>
-        <w:t xml:space="preserve">, </w:t>
-      </w:r>
-      <w:proofErr w:type="spellStart"/>
-      <w:r>
-        <w:rPr>
-          <w:lang w:eastAsia="ru-RU"/>
-        </w:rPr>
-        <w:t>facebook</w:t>
-      </w:r>
-      <w:proofErr w:type="spellEnd"/>
-      <w:r>
-        <w:rPr>
-          <w:lang w:eastAsia="ru-RU"/>
-        </w:rPr>
-        <w:t xml:space="preserve">, </w:t>
-      </w:r>
-      <w:proofErr w:type="spellStart"/>
-      <w:r>
-        <w:rPr>
-          <w:lang w:eastAsia="ru-RU"/>
-        </w:rPr>
-        <w:t>instagram</w:t>
-      </w:r>
-      <w:proofErr w:type="spellEnd"/>
-      <w:r>
-        <w:rPr>
-          <w:lang w:eastAsia="ru-RU"/>
-        </w:rPr>
-        <w:t xml:space="preserve">, twitter, skype, </w:t>
-      </w:r>
-      <w:proofErr w:type="spellStart"/>
-      <w:r>
-        <w:rPr>
-          <w:lang w:eastAsia="ru-RU"/>
-        </w:rPr>
-        <w:t>otherMessenger</w:t>
-      </w:r>
-      <w:proofErr w:type="spellEnd"/>
-      <w:r>
-        <w:rPr>
-          <w:lang w:eastAsia="ru-RU"/>
-        </w:rPr>
-        <w:t xml:space="preserve">, </w:t>
-      </w:r>
-      <w:proofErr w:type="spellStart"/>
-      <w:r>
-        <w:rPr>
-          <w:lang w:eastAsia="ru-RU"/>
-        </w:rPr>
-        <w:t>isPublic</w:t>
-      </w:r>
-      <w:proofErr w:type="spellEnd"/>
-      <w:r>
-        <w:rPr>
-          <w:lang w:eastAsia="ru-RU"/>
-        </w:rPr>
-        <w:t xml:space="preserve">, </w:t>
-      </w:r>
-      <w:proofErr w:type="spellStart"/>
-      <w:r>
-        <w:rPr>
-          <w:lang w:eastAsia="ru-RU"/>
-        </w:rPr>
-        <w:t>preferredContactMethod</w:t>
-      </w:r>
-      <w:proofErr w:type="spellEnd"/>
+        <w:t>: id, phone, additionalPhone, telegram, whatsapp, viber, facebook, instagram, twitter, skype, otherMessenger, isPublic, preferredContactMethod</w:t>
+      </w:r>
       <w:r>
         <w:rPr>
           <w:lang w:eastAsia="ru-RU"/>
@@ -3048,49 +2415,7 @@
         <w:rPr>
           <w:lang w:eastAsia="ru-RU"/>
         </w:rPr>
-        <w:t xml:space="preserve">: </w:t>
-      </w:r>
-      <w:proofErr w:type="spellStart"/>
-      <w:r>
-        <w:rPr>
-          <w:lang w:eastAsia="ru-RU"/>
-        </w:rPr>
-        <w:t>findByUserData</w:t>
-      </w:r>
-      <w:proofErr w:type="spellEnd"/>
-      <w:r>
-        <w:rPr>
-          <w:lang w:eastAsia="ru-RU"/>
-        </w:rPr>
-        <w:t xml:space="preserve">(), save(), </w:t>
-      </w:r>
-      <w:proofErr w:type="spellStart"/>
-      <w:r>
-        <w:rPr>
-          <w:lang w:eastAsia="ru-RU"/>
-        </w:rPr>
-        <w:t>setUserData</w:t>
-      </w:r>
-      <w:proofErr w:type="spellEnd"/>
-      <w:r>
-        <w:rPr>
-          <w:lang w:eastAsia="ru-RU"/>
-        </w:rPr>
-        <w:t xml:space="preserve">(), </w:t>
-      </w:r>
-      <w:proofErr w:type="spellStart"/>
-      <w:r>
-        <w:rPr>
-          <w:lang w:eastAsia="ru-RU"/>
-        </w:rPr>
-        <w:t>getUserData</w:t>
-      </w:r>
-      <w:proofErr w:type="spellEnd"/>
-      <w:r>
-        <w:rPr>
-          <w:lang w:eastAsia="ru-RU"/>
-        </w:rPr>
-        <w:t>()</w:t>
+        <w:t>: findByUserData(), save(), setUserData(), getUserData()</w:t>
       </w:r>
       <w:r>
         <w:rPr>
@@ -3115,7 +2440,6 @@
         </w:rPr>
         <w:t xml:space="preserve">Связи: </w:t>
       </w:r>
-      <w:proofErr w:type="spellStart"/>
       <w:r>
         <w:rPr>
           <w:lang w:eastAsia="ru-RU"/>
@@ -3128,7 +2452,6 @@
         </w:rPr>
         <w:t>serData</w:t>
       </w:r>
-      <w:proofErr w:type="spellEnd"/>
       <w:r>
         <w:rPr>
           <w:lang w:val="ru-RU" w:eastAsia="ru-RU"/>
@@ -3147,21 +2470,7 @@
         <w:rPr>
           <w:lang w:val="ru-RU" w:eastAsia="ru-RU"/>
         </w:rPr>
-        <w:t xml:space="preserve">Класс: </w:t>
-      </w:r>
-      <w:proofErr w:type="spellStart"/>
-      <w:r>
-        <w:rPr>
-          <w:lang w:val="ru-RU" w:eastAsia="ru-RU"/>
-        </w:rPr>
-        <w:t>UserCode</w:t>
-      </w:r>
-      <w:proofErr w:type="spellEnd"/>
-      <w:r>
-        <w:rPr>
-          <w:lang w:val="ru-RU" w:eastAsia="ru-RU"/>
-        </w:rPr>
-        <w:t xml:space="preserve"> </w:t>
+        <w:t xml:space="preserve">Класс: UserCode </w:t>
       </w:r>
     </w:p>
     <w:p>
@@ -3184,35 +2493,7 @@
         <w:rPr>
           <w:lang w:eastAsia="ru-RU"/>
         </w:rPr>
-        <w:t xml:space="preserve">: id, code, email, </w:t>
-      </w:r>
-      <w:proofErr w:type="spellStart"/>
-      <w:r>
-        <w:rPr>
-          <w:lang w:eastAsia="ru-RU"/>
-        </w:rPr>
-        <w:t>createdAt</w:t>
-      </w:r>
-      <w:proofErr w:type="spellEnd"/>
-      <w:r>
-        <w:rPr>
-          <w:lang w:eastAsia="ru-RU"/>
-        </w:rPr>
-        <w:t xml:space="preserve">, </w:t>
-      </w:r>
-      <w:proofErr w:type="spellStart"/>
-      <w:r>
-        <w:rPr>
-          <w:lang w:eastAsia="ru-RU"/>
-        </w:rPr>
-        <w:t>expiresAt</w:t>
-      </w:r>
-      <w:proofErr w:type="spellEnd"/>
-      <w:r>
-        <w:rPr>
-          <w:lang w:eastAsia="ru-RU"/>
-        </w:rPr>
-        <w:t>, used</w:t>
+        <w:t>: id, code, email, createdAt, expiresAt, used</w:t>
       </w:r>
       <w:r>
         <w:rPr>
@@ -3241,105 +2522,7 @@
         <w:rPr>
           <w:lang w:eastAsia="ru-RU"/>
         </w:rPr>
-        <w:t xml:space="preserve">: </w:t>
-      </w:r>
-      <w:proofErr w:type="spellStart"/>
-      <w:r>
-        <w:rPr>
-          <w:lang w:eastAsia="ru-RU"/>
-        </w:rPr>
-        <w:t>findByEmail</w:t>
-      </w:r>
-      <w:proofErr w:type="spellEnd"/>
-      <w:r>
-        <w:rPr>
-          <w:lang w:eastAsia="ru-RU"/>
-        </w:rPr>
-        <w:t xml:space="preserve">(), save(), </w:t>
-      </w:r>
-      <w:proofErr w:type="spellStart"/>
-      <w:r>
-        <w:rPr>
-          <w:lang w:eastAsia="ru-RU"/>
-        </w:rPr>
-        <w:t>setCode</w:t>
-      </w:r>
-      <w:proofErr w:type="spellEnd"/>
-      <w:r>
-        <w:rPr>
-          <w:lang w:eastAsia="ru-RU"/>
-        </w:rPr>
-        <w:t xml:space="preserve">(), </w:t>
-      </w:r>
-      <w:proofErr w:type="spellStart"/>
-      <w:r>
-        <w:rPr>
-          <w:lang w:eastAsia="ru-RU"/>
-        </w:rPr>
-        <w:t>setUsed</w:t>
-      </w:r>
-      <w:proofErr w:type="spellEnd"/>
-      <w:r>
-        <w:rPr>
-          <w:lang w:eastAsia="ru-RU"/>
-        </w:rPr>
-        <w:t xml:space="preserve">(), </w:t>
-      </w:r>
-      <w:proofErr w:type="spellStart"/>
-      <w:r>
-        <w:rPr>
-          <w:lang w:eastAsia="ru-RU"/>
-        </w:rPr>
-        <w:t>setExpiresAt</w:t>
-      </w:r>
-      <w:proofErr w:type="spellEnd"/>
-      <w:r>
-        <w:rPr>
-          <w:lang w:eastAsia="ru-RU"/>
-        </w:rPr>
-        <w:t xml:space="preserve">(), </w:t>
-      </w:r>
-      <w:proofErr w:type="spellStart"/>
-      <w:r>
-        <w:rPr>
-          <w:lang w:eastAsia="ru-RU"/>
-        </w:rPr>
-        <w:t>getUsed</w:t>
-      </w:r>
-      <w:proofErr w:type="spellEnd"/>
-      <w:r>
-        <w:rPr>
-          <w:lang w:eastAsia="ru-RU"/>
-        </w:rPr>
-        <w:t xml:space="preserve">(), </w:t>
-      </w:r>
-      <w:proofErr w:type="spellStart"/>
-      <w:r>
-        <w:rPr>
-          <w:lang w:eastAsia="ru-RU"/>
-        </w:rPr>
-        <w:t>getExpiresAt</w:t>
-      </w:r>
-      <w:proofErr w:type="spellEnd"/>
-      <w:r>
-        <w:rPr>
-          <w:lang w:eastAsia="ru-RU"/>
-        </w:rPr>
-        <w:t xml:space="preserve">(), </w:t>
-      </w:r>
-      <w:proofErr w:type="spellStart"/>
-      <w:r>
-        <w:rPr>
-          <w:lang w:eastAsia="ru-RU"/>
-        </w:rPr>
-        <w:t>getCode</w:t>
-      </w:r>
-      <w:proofErr w:type="spellEnd"/>
-      <w:r>
-        <w:rPr>
-          <w:lang w:eastAsia="ru-RU"/>
-        </w:rPr>
-        <w:t>()</w:t>
+        <w:t>: findByEmail(), save(), setCode(), setUsed(), setExpiresAt(), getUsed(), getExpiresAt(), getCode()</w:t>
       </w:r>
       <w:r>
         <w:rPr>
@@ -3370,47 +2553,11 @@
         </w:rPr>
         <w:t xml:space="preserve">: </w:t>
       </w:r>
-      <w:proofErr w:type="spellStart"/>
-      <w:r>
-        <w:rPr>
-          <w:lang w:val="ru-RU" w:eastAsia="ru-RU"/>
-        </w:rPr>
-        <w:t>UserCredentials</w:t>
-      </w:r>
-      <w:proofErr w:type="spellEnd"/>
-      <w:r>
-        <w:rPr>
-          <w:lang w:val="ru-RU" w:eastAsia="ru-RU"/>
-        </w:rPr>
-        <w:t xml:space="preserve"> (агрегационная связь через </w:t>
-      </w:r>
-      <w:proofErr w:type="spellStart"/>
-      <w:r>
-        <w:rPr>
-          <w:lang w:val="ru-RU" w:eastAsia="ru-RU"/>
-        </w:rPr>
-        <w:t>email</w:t>
-      </w:r>
-      <w:proofErr w:type="spellEnd"/>
-      <w:r>
-        <w:rPr>
-          <w:lang w:val="ru-RU" w:eastAsia="ru-RU"/>
-        </w:rPr>
-        <w:t xml:space="preserve"> один ко многим): один </w:t>
-      </w:r>
-      <w:proofErr w:type="spellStart"/>
-      <w:r>
-        <w:rPr>
-          <w:lang w:val="ru-RU" w:eastAsia="ru-RU"/>
-        </w:rPr>
-        <w:t>email</w:t>
-      </w:r>
-      <w:proofErr w:type="spellEnd"/>
-      <w:r>
-        <w:rPr>
-          <w:lang w:val="ru-RU" w:eastAsia="ru-RU"/>
-        </w:rPr>
-        <w:t xml:space="preserve"> может быть связан с несколькими кодами. </w:t>
+      <w:r>
+        <w:rPr>
+          <w:lang w:val="ru-RU" w:eastAsia="ru-RU"/>
+        </w:rPr>
+        <w:t xml:space="preserve">UserCredentials (агрегационная связь через email один ко многим): один email может быть связан с несколькими кодами. </w:t>
       </w:r>
       <w:r>
         <w:rPr>
@@ -3426,19 +2573,11 @@
           <w:lang w:eastAsia="ru-RU"/>
         </w:rPr>
       </w:pPr>
-      <w:proofErr w:type="spellStart"/>
       <w:r>
         <w:rPr>
           <w:lang w:eastAsia="ru-RU"/>
         </w:rPr>
-        <w:t>Класс</w:t>
-      </w:r>
-      <w:proofErr w:type="spellEnd"/>
-      <w:r>
-        <w:rPr>
-          <w:lang w:eastAsia="ru-RU"/>
-        </w:rPr>
-        <w:t xml:space="preserve">: Post </w:t>
+        <w:t xml:space="preserve">Класс: Post </w:t>
       </w:r>
     </w:p>
     <w:p>
@@ -3451,61 +2590,11 @@
           <w:lang w:eastAsia="ru-RU"/>
         </w:rPr>
       </w:pPr>
-      <w:proofErr w:type="spellStart"/>
       <w:r>
         <w:rPr>
           <w:lang w:eastAsia="ru-RU"/>
         </w:rPr>
-        <w:t>Атрибуты</w:t>
-      </w:r>
-      <w:proofErr w:type="spellEnd"/>
-      <w:r>
-        <w:rPr>
-          <w:lang w:eastAsia="ru-RU"/>
-        </w:rPr>
-        <w:t xml:space="preserve">: id, </w:t>
-      </w:r>
-      <w:proofErr w:type="spellStart"/>
-      <w:r>
-        <w:rPr>
-          <w:lang w:eastAsia="ru-RU"/>
-        </w:rPr>
-        <w:t>anons</w:t>
-      </w:r>
-      <w:proofErr w:type="spellEnd"/>
-      <w:r>
-        <w:rPr>
-          <w:lang w:eastAsia="ru-RU"/>
-        </w:rPr>
-        <w:t xml:space="preserve">, </w:t>
-      </w:r>
-      <w:proofErr w:type="spellStart"/>
-      <w:r>
-        <w:rPr>
-          <w:lang w:eastAsia="ru-RU"/>
-        </w:rPr>
-        <w:t>dateOfCreated</w:t>
-      </w:r>
-      <w:proofErr w:type="spellEnd"/>
-      <w:r>
-        <w:rPr>
-          <w:lang w:eastAsia="ru-RU"/>
-        </w:rPr>
-        <w:t xml:space="preserve">, </w:t>
-      </w:r>
-      <w:proofErr w:type="spellStart"/>
-      <w:r>
-        <w:rPr>
-          <w:lang w:eastAsia="ru-RU"/>
-        </w:rPr>
-        <w:t>fullText</w:t>
-      </w:r>
-      <w:proofErr w:type="spellEnd"/>
-      <w:r>
-        <w:rPr>
-          <w:lang w:eastAsia="ru-RU"/>
-        </w:rPr>
-        <w:t xml:space="preserve">, title </w:t>
+        <w:t xml:space="preserve">Атрибуты: id, anons, dateOfCreated, fullText, title </w:t>
       </w:r>
       <w:r>
         <w:rPr>
@@ -3524,61 +2613,11 @@
           <w:lang w:eastAsia="ru-RU"/>
         </w:rPr>
       </w:pPr>
-      <w:proofErr w:type="spellStart"/>
       <w:r>
         <w:rPr>
           <w:lang w:eastAsia="ru-RU"/>
         </w:rPr>
-        <w:t>Операции</w:t>
-      </w:r>
-      <w:proofErr w:type="spellEnd"/>
-      <w:r>
-        <w:rPr>
-          <w:lang w:eastAsia="ru-RU"/>
-        </w:rPr>
-        <w:t xml:space="preserve">: </w:t>
-      </w:r>
-      <w:proofErr w:type="spellStart"/>
-      <w:r>
-        <w:rPr>
-          <w:lang w:eastAsia="ru-RU"/>
-        </w:rPr>
-        <w:t>findAll</w:t>
-      </w:r>
-      <w:proofErr w:type="spellEnd"/>
-      <w:r>
-        <w:rPr>
-          <w:lang w:eastAsia="ru-RU"/>
-        </w:rPr>
-        <w:t xml:space="preserve">(), </w:t>
-      </w:r>
-      <w:proofErr w:type="spellStart"/>
-      <w:r>
-        <w:rPr>
-          <w:lang w:eastAsia="ru-RU"/>
-        </w:rPr>
-        <w:t>findById</w:t>
-      </w:r>
-      <w:proofErr w:type="spellEnd"/>
-      <w:r>
-        <w:rPr>
-          <w:lang w:eastAsia="ru-RU"/>
-        </w:rPr>
-        <w:t xml:space="preserve">(), save(), </w:t>
-      </w:r>
-      <w:proofErr w:type="spellStart"/>
-      <w:r>
-        <w:rPr>
-          <w:lang w:eastAsia="ru-RU"/>
-        </w:rPr>
-        <w:t>deleteById</w:t>
-      </w:r>
-      <w:proofErr w:type="spellEnd"/>
-      <w:r>
-        <w:rPr>
-          <w:lang w:eastAsia="ru-RU"/>
-        </w:rPr>
-        <w:t xml:space="preserve">() </w:t>
+        <w:t xml:space="preserve">Операции: findAll(), findById(), save(), deleteById() </w:t>
       </w:r>
       <w:r>
         <w:rPr>
@@ -3603,33 +2642,11 @@
         </w:rPr>
         <w:t xml:space="preserve">Связи: </w:t>
       </w:r>
-      <w:proofErr w:type="spellStart"/>
-      <w:r>
-        <w:rPr>
-          <w:lang w:val="ru-RU" w:eastAsia="ru-RU"/>
-        </w:rPr>
-        <w:t>PostImage</w:t>
-      </w:r>
-      <w:proofErr w:type="spellEnd"/>
-      <w:r>
-        <w:rPr>
-          <w:lang w:val="ru-RU" w:eastAsia="ru-RU"/>
-        </w:rPr>
-        <w:t xml:space="preserve"> (композиционная связь один к многим): один пост может иметь несколько изображений. </w:t>
-      </w:r>
-      <w:proofErr w:type="spellStart"/>
-      <w:r>
-        <w:rPr>
-          <w:lang w:val="ru-RU" w:eastAsia="ru-RU"/>
-        </w:rPr>
-        <w:t>Comment</w:t>
-      </w:r>
-      <w:proofErr w:type="spellEnd"/>
-      <w:r>
-        <w:rPr>
-          <w:lang w:val="ru-RU" w:eastAsia="ru-RU"/>
-        </w:rPr>
-        <w:t xml:space="preserve"> (композиционная связь один к многим): один пост может иметь несколько комментариев.</w:t>
+      <w:r>
+        <w:rPr>
+          <w:lang w:val="ru-RU" w:eastAsia="ru-RU"/>
+        </w:rPr>
+        <w:t>PostImage (композиционная связь один к многим): один пост может иметь несколько изображений. Comment (композиционная связь один к многим): один пост может иметь несколько комментариев.</w:t>
       </w:r>
       <w:r>
         <w:rPr>
@@ -3649,21 +2666,7 @@
         <w:rPr>
           <w:lang w:val="ru-RU" w:eastAsia="ru-RU"/>
         </w:rPr>
-        <w:t xml:space="preserve">Класс: </w:t>
-      </w:r>
-      <w:proofErr w:type="spellStart"/>
-      <w:r>
-        <w:rPr>
-          <w:lang w:val="ru-RU" w:eastAsia="ru-RU"/>
-        </w:rPr>
-        <w:t>PostImage</w:t>
-      </w:r>
-      <w:proofErr w:type="spellEnd"/>
-      <w:r>
-        <w:rPr>
-          <w:lang w:val="ru-RU" w:eastAsia="ru-RU"/>
-        </w:rPr>
-        <w:t xml:space="preserve"> </w:t>
+        <w:t xml:space="preserve">Класс: PostImage </w:t>
       </w:r>
     </w:p>
     <w:p>
@@ -3680,49 +2683,7 @@
         <w:rPr>
           <w:lang w:val="ru-RU" w:eastAsia="ru-RU"/>
         </w:rPr>
-        <w:t xml:space="preserve">Атрибуты: </w:t>
-      </w:r>
-      <w:proofErr w:type="spellStart"/>
-      <w:r>
-        <w:rPr>
-          <w:lang w:val="ru-RU" w:eastAsia="ru-RU"/>
-        </w:rPr>
-        <w:t>id</w:t>
-      </w:r>
-      <w:proofErr w:type="spellEnd"/>
-      <w:r>
-        <w:rPr>
-          <w:lang w:val="ru-RU" w:eastAsia="ru-RU"/>
-        </w:rPr>
-        <w:t xml:space="preserve">, </w:t>
-      </w:r>
-      <w:proofErr w:type="spellStart"/>
-      <w:r>
-        <w:rPr>
-          <w:lang w:val="ru-RU" w:eastAsia="ru-RU"/>
-        </w:rPr>
-        <w:t>post</w:t>
-      </w:r>
-      <w:proofErr w:type="spellEnd"/>
-      <w:r>
-        <w:rPr>
-          <w:lang w:val="ru-RU" w:eastAsia="ru-RU"/>
-        </w:rPr>
-        <w:t xml:space="preserve">, </w:t>
-      </w:r>
-      <w:proofErr w:type="spellStart"/>
-      <w:r>
-        <w:rPr>
-          <w:lang w:val="ru-RU" w:eastAsia="ru-RU"/>
-        </w:rPr>
-        <w:t>imageUrl</w:t>
-      </w:r>
-      <w:proofErr w:type="spellEnd"/>
-      <w:r>
-        <w:rPr>
-          <w:lang w:val="ru-RU" w:eastAsia="ru-RU"/>
-        </w:rPr>
-        <w:t xml:space="preserve"> </w:t>
+        <w:t xml:space="preserve">Атрибуты: id, post, imageUrl </w:t>
       </w:r>
       <w:r>
         <w:rPr>
@@ -3745,49 +2706,7 @@
         <w:rPr>
           <w:lang w:val="ru-RU" w:eastAsia="ru-RU"/>
         </w:rPr>
-        <w:t xml:space="preserve">Операции: </w:t>
-      </w:r>
-      <w:proofErr w:type="spellStart"/>
-      <w:r>
-        <w:rPr>
-          <w:lang w:val="ru-RU" w:eastAsia="ru-RU"/>
-        </w:rPr>
-        <w:t>findByPost</w:t>
-      </w:r>
-      <w:proofErr w:type="spellEnd"/>
-      <w:r>
-        <w:rPr>
-          <w:lang w:val="ru-RU" w:eastAsia="ru-RU"/>
-        </w:rPr>
-        <w:t xml:space="preserve">(), </w:t>
-      </w:r>
-      <w:proofErr w:type="spellStart"/>
-      <w:r>
-        <w:rPr>
-          <w:lang w:val="ru-RU" w:eastAsia="ru-RU"/>
-        </w:rPr>
-        <w:t>save</w:t>
-      </w:r>
-      <w:proofErr w:type="spellEnd"/>
-      <w:r>
-        <w:rPr>
-          <w:lang w:val="ru-RU" w:eastAsia="ru-RU"/>
-        </w:rPr>
-        <w:t xml:space="preserve">(), </w:t>
-      </w:r>
-      <w:proofErr w:type="spellStart"/>
-      <w:r>
-        <w:rPr>
-          <w:lang w:val="ru-RU" w:eastAsia="ru-RU"/>
-        </w:rPr>
-        <w:t>deleteById</w:t>
-      </w:r>
-      <w:proofErr w:type="spellEnd"/>
-      <w:r>
-        <w:rPr>
-          <w:lang w:val="ru-RU" w:eastAsia="ru-RU"/>
-        </w:rPr>
-        <w:t xml:space="preserve">() </w:t>
+        <w:t xml:space="preserve">Операции: findByPost(), save(), deleteById() </w:t>
       </w:r>
       <w:r>
         <w:rPr>
@@ -3836,21 +2755,7 @@
         <w:rPr>
           <w:lang w:val="ru-RU" w:eastAsia="ru-RU"/>
         </w:rPr>
-        <w:t xml:space="preserve">Класс: </w:t>
-      </w:r>
-      <w:proofErr w:type="spellStart"/>
-      <w:r>
-        <w:rPr>
-          <w:lang w:val="ru-RU" w:eastAsia="ru-RU"/>
-        </w:rPr>
-        <w:t>Comment</w:t>
-      </w:r>
-      <w:proofErr w:type="spellEnd"/>
-      <w:r>
-        <w:rPr>
-          <w:lang w:val="ru-RU" w:eastAsia="ru-RU"/>
-        </w:rPr>
-        <w:t xml:space="preserve"> </w:t>
+        <w:t xml:space="preserve">Класс: Comment </w:t>
       </w:r>
     </w:p>
     <w:p>
@@ -3873,35 +2778,7 @@
         <w:rPr>
           <w:lang w:eastAsia="ru-RU"/>
         </w:rPr>
-        <w:t xml:space="preserve">: id, text, </w:t>
-      </w:r>
-      <w:proofErr w:type="spellStart"/>
-      <w:r>
-        <w:rPr>
-          <w:lang w:eastAsia="ru-RU"/>
-        </w:rPr>
-        <w:t>depthLevel</w:t>
-      </w:r>
-      <w:proofErr w:type="spellEnd"/>
-      <w:r>
-        <w:rPr>
-          <w:lang w:eastAsia="ru-RU"/>
-        </w:rPr>
-        <w:t xml:space="preserve">, </w:t>
-      </w:r>
-      <w:proofErr w:type="spellStart"/>
-      <w:r>
-        <w:rPr>
-          <w:lang w:eastAsia="ru-RU"/>
-        </w:rPr>
-        <w:t>dateOfCreated</w:t>
-      </w:r>
-      <w:proofErr w:type="spellEnd"/>
-      <w:r>
-        <w:rPr>
-          <w:lang w:eastAsia="ru-RU"/>
-        </w:rPr>
-        <w:t xml:space="preserve"> </w:t>
+        <w:t xml:space="preserve">: id, text, depthLevel, dateOfCreated </w:t>
       </w:r>
     </w:p>
     <w:p>
@@ -3924,77 +2801,7 @@
         <w:rPr>
           <w:lang w:eastAsia="ru-RU"/>
         </w:rPr>
-        <w:t xml:space="preserve">: </w:t>
-      </w:r>
-      <w:proofErr w:type="spellStart"/>
-      <w:r>
-        <w:rPr>
-          <w:lang w:eastAsia="ru-RU"/>
-        </w:rPr>
-        <w:t>findAll</w:t>
-      </w:r>
-      <w:proofErr w:type="spellEnd"/>
-      <w:r>
-        <w:rPr>
-          <w:lang w:eastAsia="ru-RU"/>
-        </w:rPr>
-        <w:t xml:space="preserve">(), </w:t>
-      </w:r>
-      <w:proofErr w:type="spellStart"/>
-      <w:r>
-        <w:rPr>
-          <w:lang w:eastAsia="ru-RU"/>
-        </w:rPr>
-        <w:t>findById</w:t>
-      </w:r>
-      <w:proofErr w:type="spellEnd"/>
-      <w:r>
-        <w:rPr>
-          <w:lang w:eastAsia="ru-RU"/>
-        </w:rPr>
-        <w:t xml:space="preserve">(), save(), </w:t>
-      </w:r>
-      <w:proofErr w:type="spellStart"/>
-      <w:r>
-        <w:rPr>
-          <w:lang w:eastAsia="ru-RU"/>
-        </w:rPr>
-        <w:t>deleteById</w:t>
-      </w:r>
-      <w:proofErr w:type="spellEnd"/>
-      <w:r>
-        <w:rPr>
-          <w:lang w:eastAsia="ru-RU"/>
-        </w:rPr>
-        <w:t xml:space="preserve">(), </w:t>
-      </w:r>
-      <w:proofErr w:type="spellStart"/>
-      <w:r>
-        <w:rPr>
-          <w:lang w:eastAsia="ru-RU"/>
-        </w:rPr>
-        <w:t>findByUserData</w:t>
-      </w:r>
-      <w:proofErr w:type="spellEnd"/>
-      <w:r>
-        <w:rPr>
-          <w:lang w:eastAsia="ru-RU"/>
-        </w:rPr>
-        <w:t xml:space="preserve">(), </w:t>
-      </w:r>
-      <w:proofErr w:type="spellStart"/>
-      <w:r>
-        <w:rPr>
-          <w:lang w:eastAsia="ru-RU"/>
-        </w:rPr>
-        <w:t>findByPostId</w:t>
-      </w:r>
-      <w:proofErr w:type="spellEnd"/>
-      <w:r>
-        <w:rPr>
-          <w:lang w:eastAsia="ru-RU"/>
-        </w:rPr>
-        <w:t xml:space="preserve">() </w:t>
+        <w:t xml:space="preserve">: findAll(), findById(), save(), deleteById(), findByUserData(), findByPostId() </w:t>
       </w:r>
     </w:p>
     <w:p>
@@ -4013,33 +2820,11 @@
         </w:rPr>
         <w:t xml:space="preserve">Связи: </w:t>
       </w:r>
-      <w:proofErr w:type="spellStart"/>
-      <w:r>
-        <w:rPr>
-          <w:lang w:val="ru-RU" w:eastAsia="ru-RU"/>
-        </w:rPr>
-        <w:t>UserData</w:t>
-      </w:r>
-      <w:proofErr w:type="spellEnd"/>
-      <w:r>
-        <w:rPr>
-          <w:lang w:val="ru-RU" w:eastAsia="ru-RU"/>
-        </w:rPr>
-        <w:t xml:space="preserve"> (агрегационная связь многие к одному): комментарии могут принадлежать нескольким пользователям. Post (композиционная связь многие к одному): комментарии могут принадлежать нескольким постам. </w:t>
-      </w:r>
-      <w:proofErr w:type="spellStart"/>
-      <w:r>
-        <w:rPr>
-          <w:lang w:val="ru-RU" w:eastAsia="ru-RU"/>
-        </w:rPr>
-        <w:t>Comment</w:t>
-      </w:r>
-      <w:proofErr w:type="spellEnd"/>
-      <w:r>
-        <w:rPr>
-          <w:lang w:val="ru-RU" w:eastAsia="ru-RU"/>
-        </w:rPr>
-        <w:t xml:space="preserve"> (композиционная связь многие к одному, родительский комментарий): позволяет создавать вложенные комментарии</w:t>
+      <w:r>
+        <w:rPr>
+          <w:lang w:val="ru-RU" w:eastAsia="ru-RU"/>
+        </w:rPr>
+        <w:t>UserData (агрегационная связь многие к одному): комментарии могут принадлежать нескольким пользователям. Post (композиционная связь многие к одному): комментарии могут принадлежать нескольким постам. Comment (композиционная связь многие к одному, родительский комментарий): позволяет создавать вложенные комментарии</w:t>
       </w:r>
       <w:r>
         <w:rPr>
@@ -4059,21 +2844,7 @@
         <w:rPr>
           <w:lang w:val="ru-RU" w:eastAsia="ru-RU"/>
         </w:rPr>
-        <w:t xml:space="preserve">Класс: </w:t>
-      </w:r>
-      <w:proofErr w:type="spellStart"/>
-      <w:r>
-        <w:rPr>
-          <w:lang w:val="ru-RU" w:eastAsia="ru-RU"/>
-        </w:rPr>
-        <w:t>Realt</w:t>
-      </w:r>
-      <w:proofErr w:type="spellEnd"/>
-      <w:r>
-        <w:rPr>
-          <w:lang w:val="ru-RU" w:eastAsia="ru-RU"/>
-        </w:rPr>
-        <w:t xml:space="preserve"> </w:t>
+        <w:t xml:space="preserve">Класс: Realt </w:t>
       </w:r>
     </w:p>
     <w:p>
@@ -4090,49 +2861,7 @@
         <w:rPr>
           <w:lang w:val="ru-RU" w:eastAsia="ru-RU"/>
         </w:rPr>
-        <w:t xml:space="preserve">Атрибуты: </w:t>
-      </w:r>
-      <w:proofErr w:type="spellStart"/>
-      <w:r>
-        <w:rPr>
-          <w:lang w:val="ru-RU" w:eastAsia="ru-RU"/>
-        </w:rPr>
-        <w:t>id</w:t>
-      </w:r>
-      <w:proofErr w:type="spellEnd"/>
-      <w:r>
-        <w:rPr>
-          <w:lang w:val="ru-RU" w:eastAsia="ru-RU"/>
-        </w:rPr>
-        <w:t xml:space="preserve">, </w:t>
-      </w:r>
-      <w:proofErr w:type="spellStart"/>
-      <w:r>
-        <w:rPr>
-          <w:lang w:val="ru-RU" w:eastAsia="ru-RU"/>
-        </w:rPr>
-        <w:t>dateOfCreated</w:t>
-      </w:r>
-      <w:proofErr w:type="spellEnd"/>
-      <w:r>
-        <w:rPr>
-          <w:lang w:val="ru-RU" w:eastAsia="ru-RU"/>
-        </w:rPr>
-        <w:t xml:space="preserve">, </w:t>
-      </w:r>
-      <w:proofErr w:type="spellStart"/>
-      <w:r>
-        <w:rPr>
-          <w:lang w:val="ru-RU" w:eastAsia="ru-RU"/>
-        </w:rPr>
-        <w:t>updatedAt</w:t>
-      </w:r>
-      <w:proofErr w:type="spellEnd"/>
-      <w:r>
-        <w:rPr>
-          <w:lang w:val="ru-RU" w:eastAsia="ru-RU"/>
-        </w:rPr>
-        <w:t xml:space="preserve"> </w:t>
+        <w:t xml:space="preserve">Атрибуты: id, dateOfCreated, updatedAt </w:t>
       </w:r>
       <w:r>
         <w:rPr>
@@ -4161,63 +2890,7 @@
         <w:rPr>
           <w:lang w:eastAsia="ru-RU"/>
         </w:rPr>
-        <w:t xml:space="preserve">: </w:t>
-      </w:r>
-      <w:proofErr w:type="spellStart"/>
-      <w:r>
-        <w:rPr>
-          <w:lang w:eastAsia="ru-RU"/>
-        </w:rPr>
-        <w:t>findAll</w:t>
-      </w:r>
-      <w:proofErr w:type="spellEnd"/>
-      <w:r>
-        <w:rPr>
-          <w:lang w:eastAsia="ru-RU"/>
-        </w:rPr>
-        <w:t xml:space="preserve">(), </w:t>
-      </w:r>
-      <w:proofErr w:type="spellStart"/>
-      <w:r>
-        <w:rPr>
-          <w:lang w:eastAsia="ru-RU"/>
-        </w:rPr>
-        <w:t>findById</w:t>
-      </w:r>
-      <w:proofErr w:type="spellEnd"/>
-      <w:r>
-        <w:rPr>
-          <w:lang w:eastAsia="ru-RU"/>
-        </w:rPr>
-        <w:t xml:space="preserve">(), save(), </w:t>
-      </w:r>
-      <w:proofErr w:type="spellStart"/>
-      <w:r>
-        <w:rPr>
-          <w:lang w:eastAsia="ru-RU"/>
-        </w:rPr>
-        <w:t>deleteById</w:t>
-      </w:r>
-      <w:proofErr w:type="spellEnd"/>
-      <w:r>
-        <w:rPr>
-          <w:lang w:eastAsia="ru-RU"/>
-        </w:rPr>
-        <w:t xml:space="preserve">(), </w:t>
-      </w:r>
-      <w:proofErr w:type="spellStart"/>
-      <w:r>
-        <w:rPr>
-          <w:lang w:eastAsia="ru-RU"/>
-        </w:rPr>
-        <w:t>findByUserData</w:t>
-      </w:r>
-      <w:proofErr w:type="spellEnd"/>
-      <w:r>
-        <w:rPr>
-          <w:lang w:eastAsia="ru-RU"/>
-        </w:rPr>
-        <w:t xml:space="preserve">() </w:t>
+        <w:t xml:space="preserve">: findAll(), findById(), save(), deleteById(), findByUserData() </w:t>
       </w:r>
       <w:r>
         <w:rPr>
@@ -4248,56 +2921,48 @@
         </w:rPr>
         <w:t xml:space="preserve">: </w:t>
       </w:r>
-      <w:proofErr w:type="spellStart"/>
       <w:r>
         <w:rPr>
           <w:lang w:eastAsia="ru-RU"/>
         </w:rPr>
         <w:t>UserData</w:t>
       </w:r>
-      <w:proofErr w:type="spellEnd"/>
       <w:r>
         <w:rPr>
           <w:lang w:val="ru-RU" w:eastAsia="ru-RU"/>
         </w:rPr>
         <w:t xml:space="preserve"> (агрегационная связь многие к одному): несколько объектов недвижимости могут принадлежать одному пользователю. </w:t>
       </w:r>
-      <w:proofErr w:type="spellStart"/>
       <w:r>
         <w:rPr>
           <w:lang w:eastAsia="ru-RU"/>
         </w:rPr>
         <w:t>RealtCharacteristics</w:t>
       </w:r>
-      <w:proofErr w:type="spellEnd"/>
       <w:r>
         <w:rPr>
           <w:lang w:val="ru-RU" w:eastAsia="ru-RU"/>
         </w:rPr>
         <w:t xml:space="preserve"> (композиционная связь один к одному): один объект недвижимости связан с одними характеристиками. </w:t>
       </w:r>
-      <w:proofErr w:type="spellStart"/>
       <w:r>
         <w:rPr>
           <w:lang w:eastAsia="ru-RU"/>
         </w:rPr>
         <w:t>RealtMetrics</w:t>
       </w:r>
-      <w:proofErr w:type="spellEnd"/>
       <w:r>
         <w:rPr>
           <w:lang w:val="ru-RU" w:eastAsia="ru-RU"/>
         </w:rPr>
         <w:t xml:space="preserve"> (агрегационная связь один к одному): один объект недвижимости может иметь одни метрики. </w:t>
       </w:r>
-      <w:proofErr w:type="spellStart"/>
       <w:r>
         <w:rPr>
           <w:lang w:eastAsia="ru-RU"/>
         </w:rPr>
         <w:t>RealtImage</w:t>
       </w:r>
-      <w:proofErr w:type="spellEnd"/>
       <w:r>
         <w:rPr>
           <w:lang w:val="ru-RU" w:eastAsia="ru-RU"/>
@@ -4324,33 +2989,11 @@
           <w:lang w:eastAsia="ru-RU"/>
         </w:rPr>
       </w:pPr>
-      <w:proofErr w:type="spellStart"/>
       <w:r>
         <w:rPr>
           <w:lang w:eastAsia="ru-RU"/>
         </w:rPr>
-        <w:t>Класс</w:t>
-      </w:r>
-      <w:proofErr w:type="spellEnd"/>
-      <w:r>
-        <w:rPr>
-          <w:lang w:eastAsia="ru-RU"/>
-        </w:rPr>
-        <w:t xml:space="preserve">: </w:t>
-      </w:r>
-      <w:proofErr w:type="spellStart"/>
-      <w:r>
-        <w:rPr>
-          <w:lang w:eastAsia="ru-RU"/>
-        </w:rPr>
-        <w:t>RealtCharacteristics</w:t>
-      </w:r>
-      <w:proofErr w:type="spellEnd"/>
-      <w:r>
-        <w:rPr>
-          <w:lang w:eastAsia="ru-RU"/>
-        </w:rPr>
-        <w:t xml:space="preserve"> </w:t>
+        <w:t xml:space="preserve">Класс: RealtCharacteristics </w:t>
       </w:r>
     </w:p>
     <w:p>
@@ -4363,132 +3006,11 @@
           <w:lang w:eastAsia="ru-RU"/>
         </w:rPr>
       </w:pPr>
-      <w:proofErr w:type="spellStart"/>
       <w:r>
         <w:rPr>
           <w:lang w:eastAsia="ru-RU"/>
         </w:rPr>
-        <w:lastRenderedPageBreak/>
-        <w:t>Атрибуты</w:t>
-      </w:r>
-      <w:proofErr w:type="spellEnd"/>
-      <w:r>
-        <w:rPr>
-          <w:lang w:eastAsia="ru-RU"/>
-        </w:rPr>
-        <w:t xml:space="preserve">: id, country, floor, name, price, </w:t>
-      </w:r>
-      <w:proofErr w:type="spellStart"/>
-      <w:r>
-        <w:rPr>
-          <w:lang w:eastAsia="ru-RU"/>
-        </w:rPr>
-        <w:t>roomsCount</w:t>
-      </w:r>
-      <w:proofErr w:type="spellEnd"/>
-      <w:r>
-        <w:rPr>
-          <w:lang w:eastAsia="ru-RU"/>
-        </w:rPr>
-        <w:t xml:space="preserve">, </w:t>
-      </w:r>
-      <w:proofErr w:type="spellStart"/>
-      <w:r>
-        <w:rPr>
-          <w:lang w:eastAsia="ru-RU"/>
-        </w:rPr>
-        <w:t>bedroomsCount</w:t>
-      </w:r>
-      <w:proofErr w:type="spellEnd"/>
-      <w:r>
-        <w:rPr>
-          <w:lang w:eastAsia="ru-RU"/>
-        </w:rPr>
-        <w:t xml:space="preserve">, </w:t>
-      </w:r>
-      <w:proofErr w:type="spellStart"/>
-      <w:r>
-        <w:rPr>
-          <w:lang w:eastAsia="ru-RU"/>
-        </w:rPr>
-        <w:t>bathroomsCount</w:t>
-      </w:r>
-      <w:proofErr w:type="spellEnd"/>
-      <w:r>
-        <w:rPr>
-          <w:lang w:eastAsia="ru-RU"/>
-        </w:rPr>
-        <w:t xml:space="preserve">, street, city, article, area, latitude, basement, </w:t>
-      </w:r>
-      <w:proofErr w:type="spellStart"/>
-      <w:r>
-        <w:rPr>
-          <w:lang w:eastAsia="ru-RU"/>
-        </w:rPr>
-        <w:t>houseTypeId</w:t>
-      </w:r>
-      <w:proofErr w:type="spellEnd"/>
-      <w:r>
-        <w:rPr>
-          <w:lang w:eastAsia="ru-RU"/>
-        </w:rPr>
-        <w:t xml:space="preserve">, </w:t>
-      </w:r>
-      <w:proofErr w:type="spellStart"/>
-      <w:r>
-        <w:rPr>
-          <w:lang w:eastAsia="ru-RU"/>
-        </w:rPr>
-        <w:t>petAmenityTypeId</w:t>
-      </w:r>
-      <w:proofErr w:type="spellEnd"/>
-      <w:r>
-        <w:rPr>
-          <w:lang w:eastAsia="ru-RU"/>
-        </w:rPr>
-        <w:t xml:space="preserve">, </w:t>
-      </w:r>
-      <w:proofErr w:type="spellStart"/>
-      <w:r>
-        <w:rPr>
-          <w:lang w:eastAsia="ru-RU"/>
-        </w:rPr>
-        <w:t>amenityTypeId</w:t>
-      </w:r>
-      <w:proofErr w:type="spellEnd"/>
-      <w:r>
-        <w:rPr>
-          <w:lang w:eastAsia="ru-RU"/>
-        </w:rPr>
-        <w:t xml:space="preserve">, </w:t>
-      </w:r>
-      <w:proofErr w:type="spellStart"/>
-      <w:r>
-        <w:rPr>
-          <w:lang w:eastAsia="ru-RU"/>
-        </w:rPr>
-        <w:t>viewTypeId</w:t>
-      </w:r>
-      <w:proofErr w:type="spellEnd"/>
-      <w:r>
-        <w:rPr>
-          <w:lang w:eastAsia="ru-RU"/>
-        </w:rPr>
-        <w:t xml:space="preserve">, </w:t>
-      </w:r>
-      <w:proofErr w:type="spellStart"/>
-      <w:r>
-        <w:rPr>
-          <w:lang w:eastAsia="ru-RU"/>
-        </w:rPr>
-        <w:t>dealTypeId</w:t>
-      </w:r>
-      <w:proofErr w:type="spellEnd"/>
-      <w:r>
-        <w:rPr>
-          <w:lang w:eastAsia="ru-RU"/>
-        </w:rPr>
-        <w:t xml:space="preserve">, repair </w:t>
+        <w:t xml:space="preserve">Атрибуты: id, country, floor, name, price, roomsCount, bedroomsCount, bathroomsCount, street, city, article, area, latitude, basement, houseTypeId, petAmenityTypeId, amenityTypeId, viewTypeId, dealTypeId, repair </w:t>
       </w:r>
     </w:p>
     <w:p>
@@ -4507,14 +3029,12 @@
         </w:rPr>
         <w:t xml:space="preserve">Операции: </w:t>
       </w:r>
-      <w:proofErr w:type="spellStart"/>
       <w:r>
         <w:rPr>
           <w:lang w:eastAsia="ru-RU"/>
         </w:rPr>
         <w:t>findByRealt</w:t>
       </w:r>
-      <w:proofErr w:type="spellEnd"/>
       <w:r>
         <w:rPr>
           <w:lang w:val="ru-RU" w:eastAsia="ru-RU"/>
@@ -4550,19 +3070,11 @@
         </w:rPr>
         <w:t xml:space="preserve">Связи: </w:t>
       </w:r>
-      <w:proofErr w:type="spellStart"/>
-      <w:r>
-        <w:rPr>
-          <w:lang w:val="ru-RU" w:eastAsia="ru-RU"/>
-        </w:rPr>
-        <w:t>Realt</w:t>
-      </w:r>
-      <w:proofErr w:type="spellEnd"/>
-      <w:r>
-        <w:rPr>
-          <w:lang w:val="ru-RU" w:eastAsia="ru-RU"/>
-        </w:rPr>
-        <w:t xml:space="preserve"> (композиционная связь один к одному): характеристики связаны с одним объектом недвижимости.</w:t>
+      <w:r>
+        <w:rPr>
+          <w:lang w:val="ru-RU" w:eastAsia="ru-RU"/>
+        </w:rPr>
+        <w:t>Realt (композиционная связь один к одному): характеристики связаны с одним объектом недвижимости.</w:t>
       </w:r>
       <w:r>
         <w:rPr>
@@ -4582,21 +3094,7 @@
         <w:rPr>
           <w:lang w:val="ru-RU" w:eastAsia="ru-RU"/>
         </w:rPr>
-        <w:t xml:space="preserve">Класс: </w:t>
-      </w:r>
-      <w:proofErr w:type="spellStart"/>
-      <w:r>
-        <w:rPr>
-          <w:lang w:val="ru-RU" w:eastAsia="ru-RU"/>
-        </w:rPr>
-        <w:t>RealtMetrics</w:t>
-      </w:r>
-      <w:proofErr w:type="spellEnd"/>
-      <w:r>
-        <w:rPr>
-          <w:lang w:val="ru-RU" w:eastAsia="ru-RU"/>
-        </w:rPr>
-        <w:t xml:space="preserve"> </w:t>
+        <w:t xml:space="preserve">Класс: RealtMetrics </w:t>
       </w:r>
     </w:p>
     <w:p>
@@ -4613,63 +3111,7 @@
         <w:rPr>
           <w:lang w:val="ru-RU" w:eastAsia="ru-RU"/>
         </w:rPr>
-        <w:t xml:space="preserve">Атрибуты: </w:t>
-      </w:r>
-      <w:proofErr w:type="spellStart"/>
-      <w:r>
-        <w:rPr>
-          <w:lang w:val="ru-RU" w:eastAsia="ru-RU"/>
-        </w:rPr>
-        <w:t>id</w:t>
-      </w:r>
-      <w:proofErr w:type="spellEnd"/>
-      <w:r>
-        <w:rPr>
-          <w:lang w:val="ru-RU" w:eastAsia="ru-RU"/>
-        </w:rPr>
-        <w:t xml:space="preserve">, </w:t>
-      </w:r>
-      <w:proofErr w:type="spellStart"/>
-      <w:r>
-        <w:rPr>
-          <w:lang w:val="ru-RU" w:eastAsia="ru-RU"/>
-        </w:rPr>
-        <w:t>views</w:t>
-      </w:r>
-      <w:proofErr w:type="spellEnd"/>
-      <w:r>
-        <w:rPr>
-          <w:lang w:val="ru-RU" w:eastAsia="ru-RU"/>
-        </w:rPr>
-        <w:t xml:space="preserve">, </w:t>
-      </w:r>
-      <w:proofErr w:type="spellStart"/>
-      <w:r>
-        <w:rPr>
-          <w:lang w:val="ru-RU" w:eastAsia="ru-RU"/>
-        </w:rPr>
-        <w:t>reposts</w:t>
-      </w:r>
-      <w:proofErr w:type="spellEnd"/>
-      <w:r>
-        <w:rPr>
-          <w:lang w:val="ru-RU" w:eastAsia="ru-RU"/>
-        </w:rPr>
-        <w:t xml:space="preserve">, </w:t>
-      </w:r>
-      <w:proofErr w:type="spellStart"/>
-      <w:r>
-        <w:rPr>
-          <w:lang w:val="ru-RU" w:eastAsia="ru-RU"/>
-        </w:rPr>
-        <w:t>likes</w:t>
-      </w:r>
-      <w:proofErr w:type="spellEnd"/>
-      <w:r>
-        <w:rPr>
-          <w:lang w:val="ru-RU" w:eastAsia="ru-RU"/>
-        </w:rPr>
-        <w:t xml:space="preserve"> </w:t>
+        <w:t xml:space="preserve">Атрибуты: id, views, reposts, likes </w:t>
       </w:r>
     </w:p>
     <w:p>
@@ -4686,35 +3128,7 @@
         <w:rPr>
           <w:lang w:val="ru-RU" w:eastAsia="ru-RU"/>
         </w:rPr>
-        <w:t xml:space="preserve">Операции: </w:t>
-      </w:r>
-      <w:proofErr w:type="spellStart"/>
-      <w:r>
-        <w:rPr>
-          <w:lang w:val="ru-RU" w:eastAsia="ru-RU"/>
-        </w:rPr>
-        <w:t>findByRealt</w:t>
-      </w:r>
-      <w:proofErr w:type="spellEnd"/>
-      <w:r>
-        <w:rPr>
-          <w:lang w:val="ru-RU" w:eastAsia="ru-RU"/>
-        </w:rPr>
-        <w:t xml:space="preserve">(), </w:t>
-      </w:r>
-      <w:proofErr w:type="spellStart"/>
-      <w:r>
-        <w:rPr>
-          <w:lang w:val="ru-RU" w:eastAsia="ru-RU"/>
-        </w:rPr>
-        <w:t>save</w:t>
-      </w:r>
-      <w:proofErr w:type="spellEnd"/>
-      <w:r>
-        <w:rPr>
-          <w:lang w:val="ru-RU" w:eastAsia="ru-RU"/>
-        </w:rPr>
-        <w:t xml:space="preserve">() </w:t>
+        <w:t xml:space="preserve">Операции: findByRealt(), save() </w:t>
       </w:r>
     </w:p>
     <w:p>
@@ -4733,19 +3147,11 @@
         </w:rPr>
         <w:t xml:space="preserve">Связи: </w:t>
       </w:r>
-      <w:proofErr w:type="spellStart"/>
-      <w:r>
-        <w:rPr>
-          <w:lang w:val="ru-RU" w:eastAsia="ru-RU"/>
-        </w:rPr>
-        <w:t>Realt</w:t>
-      </w:r>
-      <w:proofErr w:type="spellEnd"/>
-      <w:r>
-        <w:rPr>
-          <w:lang w:val="ru-RU" w:eastAsia="ru-RU"/>
-        </w:rPr>
-        <w:t xml:space="preserve"> (композиционная связь один к одному): метрики связаны с одним объектом недвижимости.</w:t>
+      <w:r>
+        <w:rPr>
+          <w:lang w:val="ru-RU" w:eastAsia="ru-RU"/>
+        </w:rPr>
+        <w:t>Realt (композиционная связь один к одному): метрики связаны с одним объектом недвижимости.</w:t>
       </w:r>
     </w:p>
     <w:p>
@@ -4759,21 +3165,7 @@
         <w:rPr>
           <w:lang w:val="ru-RU" w:eastAsia="ru-RU"/>
         </w:rPr>
-        <w:t xml:space="preserve">Класс: </w:t>
-      </w:r>
-      <w:proofErr w:type="spellStart"/>
-      <w:r>
-        <w:rPr>
-          <w:lang w:val="ru-RU" w:eastAsia="ru-RU"/>
-        </w:rPr>
-        <w:t>RealtImage</w:t>
-      </w:r>
-      <w:proofErr w:type="spellEnd"/>
-      <w:r>
-        <w:rPr>
-          <w:lang w:val="ru-RU" w:eastAsia="ru-RU"/>
-        </w:rPr>
-        <w:t xml:space="preserve"> </w:t>
+        <w:t xml:space="preserve">Класс: RealtImage </w:t>
       </w:r>
     </w:p>
     <w:p>
@@ -4790,49 +3182,7 @@
         <w:rPr>
           <w:lang w:val="ru-RU" w:eastAsia="ru-RU"/>
         </w:rPr>
-        <w:t xml:space="preserve">Атрибуты: </w:t>
-      </w:r>
-      <w:proofErr w:type="spellStart"/>
-      <w:r>
-        <w:rPr>
-          <w:lang w:val="ru-RU" w:eastAsia="ru-RU"/>
-        </w:rPr>
-        <w:t>id</w:t>
-      </w:r>
-      <w:proofErr w:type="spellEnd"/>
-      <w:r>
-        <w:rPr>
-          <w:lang w:val="ru-RU" w:eastAsia="ru-RU"/>
-        </w:rPr>
-        <w:t xml:space="preserve">, </w:t>
-      </w:r>
-      <w:proofErr w:type="spellStart"/>
-      <w:r>
-        <w:rPr>
-          <w:lang w:val="ru-RU" w:eastAsia="ru-RU"/>
-        </w:rPr>
-        <w:t>realt</w:t>
-      </w:r>
-      <w:proofErr w:type="spellEnd"/>
-      <w:r>
-        <w:rPr>
-          <w:lang w:val="ru-RU" w:eastAsia="ru-RU"/>
-        </w:rPr>
-        <w:t xml:space="preserve">, </w:t>
-      </w:r>
-      <w:proofErr w:type="spellStart"/>
-      <w:r>
-        <w:rPr>
-          <w:lang w:val="ru-RU" w:eastAsia="ru-RU"/>
-        </w:rPr>
-        <w:t>imageUrl</w:t>
-      </w:r>
-      <w:proofErr w:type="spellEnd"/>
-      <w:r>
-        <w:rPr>
-          <w:lang w:val="ru-RU" w:eastAsia="ru-RU"/>
-        </w:rPr>
-        <w:t xml:space="preserve"> </w:t>
+        <w:t xml:space="preserve">Атрибуты: id, realt, imageUrl </w:t>
       </w:r>
     </w:p>
     <w:p>
@@ -4849,49 +3199,7 @@
         <w:rPr>
           <w:lang w:val="ru-RU" w:eastAsia="ru-RU"/>
         </w:rPr>
-        <w:t xml:space="preserve">Операции: </w:t>
-      </w:r>
-      <w:proofErr w:type="spellStart"/>
-      <w:r>
-        <w:rPr>
-          <w:lang w:val="ru-RU" w:eastAsia="ru-RU"/>
-        </w:rPr>
-        <w:t>findByRealt</w:t>
-      </w:r>
-      <w:proofErr w:type="spellEnd"/>
-      <w:r>
-        <w:rPr>
-          <w:lang w:val="ru-RU" w:eastAsia="ru-RU"/>
-        </w:rPr>
-        <w:t xml:space="preserve">(), </w:t>
-      </w:r>
-      <w:proofErr w:type="spellStart"/>
-      <w:r>
-        <w:rPr>
-          <w:lang w:val="ru-RU" w:eastAsia="ru-RU"/>
-        </w:rPr>
-        <w:t>save</w:t>
-      </w:r>
-      <w:proofErr w:type="spellEnd"/>
-      <w:r>
-        <w:rPr>
-          <w:lang w:val="ru-RU" w:eastAsia="ru-RU"/>
-        </w:rPr>
-        <w:t xml:space="preserve">(), </w:t>
-      </w:r>
-      <w:proofErr w:type="spellStart"/>
-      <w:r>
-        <w:rPr>
-          <w:lang w:val="ru-RU" w:eastAsia="ru-RU"/>
-        </w:rPr>
-        <w:t>deleteById</w:t>
-      </w:r>
-      <w:proofErr w:type="spellEnd"/>
-      <w:r>
-        <w:rPr>
-          <w:lang w:val="ru-RU" w:eastAsia="ru-RU"/>
-        </w:rPr>
-        <w:t xml:space="preserve">() </w:t>
+        <w:t xml:space="preserve">Операции: findByRealt(), save(), deleteById() </w:t>
       </w:r>
     </w:p>
     <w:p>
@@ -4908,27 +3216,13 @@
         <w:rPr>
           <w:lang w:val="ru-RU" w:eastAsia="ru-RU"/>
         </w:rPr>
-        <w:t xml:space="preserve">Связи: </w:t>
-      </w:r>
-      <w:proofErr w:type="spellStart"/>
-      <w:r>
-        <w:rPr>
-          <w:lang w:val="ru-RU" w:eastAsia="ru-RU"/>
-        </w:rPr>
-        <w:t>R</w:t>
-      </w:r>
-      <w:r>
-        <w:rPr>
-          <w:lang w:val="ru-RU" w:eastAsia="ru-RU"/>
-        </w:rPr>
-        <w:t>ealt</w:t>
-      </w:r>
-      <w:proofErr w:type="spellEnd"/>
-      <w:r>
-        <w:rPr>
-          <w:lang w:val="ru-RU" w:eastAsia="ru-RU"/>
-        </w:rPr>
-        <w:t xml:space="preserve"> (композиционная связь многие к одному): несколько изображений могут принадлежать одному объекту недвижимости.</w:t>
+        <w:t>Связи: R</w:t>
+      </w:r>
+      <w:r>
+        <w:rPr>
+          <w:lang w:val="ru-RU" w:eastAsia="ru-RU"/>
+        </w:rPr>
+        <w:t>ealt (композиционная связь многие к одному): несколько изображений могут принадлежать одному объекту недвижимости.</w:t>
       </w:r>
     </w:p>
     <w:p>
@@ -4942,21 +3236,7 @@
         <w:rPr>
           <w:lang w:val="ru-RU" w:eastAsia="ru-RU"/>
         </w:rPr>
-        <w:t xml:space="preserve">Класс: </w:t>
-      </w:r>
-      <w:proofErr w:type="spellStart"/>
-      <w:r>
-        <w:rPr>
-          <w:lang w:val="ru-RU" w:eastAsia="ru-RU"/>
-        </w:rPr>
-        <w:t>Favorite</w:t>
-      </w:r>
-      <w:proofErr w:type="spellEnd"/>
-      <w:r>
-        <w:rPr>
-          <w:lang w:val="ru-RU" w:eastAsia="ru-RU"/>
-        </w:rPr>
-        <w:t xml:space="preserve"> </w:t>
+        <w:t xml:space="preserve">Класс: Favorite </w:t>
       </w:r>
     </w:p>
     <w:p>
@@ -4973,49 +3253,7 @@
         <w:rPr>
           <w:lang w:val="ru-RU" w:eastAsia="ru-RU"/>
         </w:rPr>
-        <w:t xml:space="preserve">Атрибуты: </w:t>
-      </w:r>
-      <w:proofErr w:type="spellStart"/>
-      <w:r>
-        <w:rPr>
-          <w:lang w:val="ru-RU" w:eastAsia="ru-RU"/>
-        </w:rPr>
-        <w:t>id</w:t>
-      </w:r>
-      <w:proofErr w:type="spellEnd"/>
-      <w:r>
-        <w:rPr>
-          <w:lang w:val="ru-RU" w:eastAsia="ru-RU"/>
-        </w:rPr>
-        <w:t xml:space="preserve">, </w:t>
-      </w:r>
-      <w:proofErr w:type="spellStart"/>
-      <w:r>
-        <w:rPr>
-          <w:lang w:val="ru-RU" w:eastAsia="ru-RU"/>
-        </w:rPr>
-        <w:t>realt</w:t>
-      </w:r>
-      <w:proofErr w:type="spellEnd"/>
-      <w:r>
-        <w:rPr>
-          <w:lang w:val="ru-RU" w:eastAsia="ru-RU"/>
-        </w:rPr>
-        <w:t xml:space="preserve">, </w:t>
-      </w:r>
-      <w:proofErr w:type="spellStart"/>
-      <w:r>
-        <w:rPr>
-          <w:lang w:val="ru-RU" w:eastAsia="ru-RU"/>
-        </w:rPr>
-        <w:t>userData</w:t>
-      </w:r>
-      <w:proofErr w:type="spellEnd"/>
-      <w:r>
-        <w:rPr>
-          <w:lang w:val="ru-RU" w:eastAsia="ru-RU"/>
-        </w:rPr>
-        <w:t xml:space="preserve"> </w:t>
+        <w:t xml:space="preserve">Атрибуты: id, realt, userData </w:t>
       </w:r>
     </w:p>
     <w:p>
@@ -5038,63 +3276,7 @@
         <w:rPr>
           <w:lang w:eastAsia="ru-RU"/>
         </w:rPr>
-        <w:t xml:space="preserve">: </w:t>
-      </w:r>
-      <w:proofErr w:type="spellStart"/>
-      <w:r>
-        <w:rPr>
-          <w:lang w:eastAsia="ru-RU"/>
-        </w:rPr>
-        <w:t>findAll</w:t>
-      </w:r>
-      <w:proofErr w:type="spellEnd"/>
-      <w:r>
-        <w:rPr>
-          <w:lang w:eastAsia="ru-RU"/>
-        </w:rPr>
-        <w:t xml:space="preserve">(), </w:t>
-      </w:r>
-      <w:proofErr w:type="spellStart"/>
-      <w:r>
-        <w:rPr>
-          <w:lang w:eastAsia="ru-RU"/>
-        </w:rPr>
-        <w:t>findById</w:t>
-      </w:r>
-      <w:proofErr w:type="spellEnd"/>
-      <w:r>
-        <w:rPr>
-          <w:lang w:eastAsia="ru-RU"/>
-        </w:rPr>
-        <w:t xml:space="preserve">(), save(), </w:t>
-      </w:r>
-      <w:proofErr w:type="spellStart"/>
-      <w:r>
-        <w:rPr>
-          <w:lang w:eastAsia="ru-RU"/>
-        </w:rPr>
-        <w:t>deleteById</w:t>
-      </w:r>
-      <w:proofErr w:type="spellEnd"/>
-      <w:r>
-        <w:rPr>
-          <w:lang w:eastAsia="ru-RU"/>
-        </w:rPr>
-        <w:t xml:space="preserve">(), </w:t>
-      </w:r>
-      <w:proofErr w:type="spellStart"/>
-      <w:r>
-        <w:rPr>
-          <w:lang w:eastAsia="ru-RU"/>
-        </w:rPr>
-        <w:t>findByUserData</w:t>
-      </w:r>
-      <w:proofErr w:type="spellEnd"/>
-      <w:r>
-        <w:rPr>
-          <w:lang w:eastAsia="ru-RU"/>
-        </w:rPr>
-        <w:t xml:space="preserve">() </w:t>
+        <w:t xml:space="preserve">: findAll(), findById(), save(), deleteById(), findByUserData() </w:t>
       </w:r>
     </w:p>
     <w:p>
@@ -5113,33 +3295,11 @@
         </w:rPr>
         <w:t xml:space="preserve">Связи: </w:t>
       </w:r>
-      <w:proofErr w:type="spellStart"/>
-      <w:r>
-        <w:rPr>
-          <w:lang w:val="ru-RU" w:eastAsia="ru-RU"/>
-        </w:rPr>
-        <w:t>UserData</w:t>
-      </w:r>
-      <w:proofErr w:type="spellEnd"/>
-      <w:r>
-        <w:rPr>
-          <w:lang w:val="ru-RU" w:eastAsia="ru-RU"/>
-        </w:rPr>
-        <w:t xml:space="preserve"> (агрегационная связь многие к одному): избранное может принадлежать нескольким пользователям. </w:t>
-      </w:r>
-      <w:proofErr w:type="spellStart"/>
-      <w:r>
-        <w:rPr>
-          <w:lang w:val="ru-RU" w:eastAsia="ru-RU"/>
-        </w:rPr>
-        <w:t>Realt</w:t>
-      </w:r>
-      <w:proofErr w:type="spellEnd"/>
-      <w:r>
-        <w:rPr>
-          <w:lang w:val="ru-RU" w:eastAsia="ru-RU"/>
-        </w:rPr>
-        <w:t xml:space="preserve"> (агрегационная связь многие к одному): один объект недвижимости может быть в избранном у нескольких пользователей.</w:t>
+      <w:r>
+        <w:rPr>
+          <w:lang w:val="ru-RU" w:eastAsia="ru-RU"/>
+        </w:rPr>
+        <w:t>UserData (агрегационная связь многие к одному): избранное может принадлежать нескольким пользователям. Realt (агрегационная связь многие к одному): один объект недвижимости может быть в избранном у нескольких пользователей.</w:t>
       </w:r>
     </w:p>
     <w:p>
@@ -5155,11 +3315,9 @@
         </w:rPr>
         <w:t>На рисунке 4.2. представлена диаграмма пакетов приложения «</w:t>
       </w:r>
-      <w:proofErr w:type="spellStart"/>
       <w:r>
         <w:t>PropertyFlow</w:t>
       </w:r>
-      <w:proofErr w:type="spellEnd"/>
       <w:r>
         <w:rPr>
           <w:lang w:val="ru-RU"/>
@@ -5269,11 +3427,9 @@
         </w:rPr>
         <w:t xml:space="preserve"> приложения «</w:t>
       </w:r>
-      <w:proofErr w:type="spellStart"/>
       <w:r>
         <w:t>PropertyFlow</w:t>
       </w:r>
-      <w:proofErr w:type="spellEnd"/>
       <w:r>
         <w:rPr>
           <w:lang w:val="ru-RU"/>
@@ -5399,11 +3555,9 @@
         </w:rPr>
         <w:t xml:space="preserve">состоит из </w:t>
       </w:r>
-      <w:proofErr w:type="spellStart"/>
       <w:r>
         <w:t>SpringBoot</w:t>
       </w:r>
-      <w:proofErr w:type="spellEnd"/>
       <w:r>
         <w:rPr>
           <w:lang w:val="ru-RU"/>
@@ -5443,22 +3597,18 @@
         </w:rPr>
         <w:t xml:space="preserve">состоит из </w:t>
       </w:r>
-      <w:proofErr w:type="spellStart"/>
       <w:r>
         <w:t>RequestDTO</w:t>
       </w:r>
-      <w:proofErr w:type="spellEnd"/>
       <w:r>
         <w:rPr>
           <w:lang w:val="ru-RU"/>
         </w:rPr>
         <w:t xml:space="preserve">, </w:t>
       </w:r>
-      <w:proofErr w:type="spellStart"/>
       <w:r>
         <w:t>ResponseDTO</w:t>
       </w:r>
-      <w:proofErr w:type="spellEnd"/>
       <w:r>
         <w:rPr>
           <w:lang w:val="ru-RU"/>
@@ -5477,11 +3627,9 @@
         </w:rPr>
         <w:t xml:space="preserve"> </w:t>
       </w:r>
-      <w:proofErr w:type="spellStart"/>
       <w:r>
         <w:t>JPARepository</w:t>
       </w:r>
-      <w:proofErr w:type="spellEnd"/>
       <w:r>
         <w:rPr>
           <w:lang w:val="ru-RU"/>
@@ -5542,21 +3690,7 @@
         <w:rPr>
           <w:lang w:val="ru-RU"/>
         </w:rPr>
-        <w:t xml:space="preserve">Слой представления реализован с использованием </w:t>
-      </w:r>
-      <w:proofErr w:type="spellStart"/>
-      <w:r>
-        <w:rPr>
-          <w:lang w:val="ru-RU"/>
-        </w:rPr>
-        <w:t>React</w:t>
-      </w:r>
-      <w:proofErr w:type="spellEnd"/>
-      <w:r>
-        <w:rPr>
-          <w:lang w:val="ru-RU"/>
-        </w:rPr>
-        <w:t>. Он отвечает за взаимодействие с пользователями, отображение данных и передачу пользовательских действий в бизнес-логику. В этом слое находятся компоненты пользовательского интерфейса, которые обеспечивают динамическое отображение информации и клиентскую логику.</w:t>
+        <w:t>Слой представления реализован с использованием React. Он отвечает за взаимодействие с пользователями, отображение данных и передачу пользовательских действий в бизнес-логику. В этом слое находятся компоненты пользовательского интерфейса, которые обеспечивают динамическое отображение информации и клиентскую логику.</w:t>
       </w:r>
     </w:p>
     <w:p>
@@ -5570,14 +3704,7 @@
         <w:rPr>
           <w:lang w:val="ru-RU"/>
         </w:rPr>
-        <w:t xml:space="preserve">Бизнес-логика представлена с использованием Spring Boot и включает контроллеры, которые обрабатывают входящие HTTP-запросы от слоя представления, вызывают соответствующие сервисы и возвращают данные обратно в интерфейс. </w:t>
-      </w:r>
-      <w:r>
-        <w:rPr>
-          <w:lang w:val="ru-RU"/>
-        </w:rPr>
-        <w:lastRenderedPageBreak/>
-        <w:t>Сервисы реализуют основную бизнес-логику приложения, такую как управление пользователями, обработка объектов недвижимости и работа с комментариями, действуя как посредники между контроллерами и репозиториями, что обеспечивает инкапсуляцию бизнес-правил. Сущности описывают основные объекты системы, такие как пользователи, объекты недвижимости и комментарии, формируя центральную часть бизнес-логики приложения.</w:t>
+        <w:t>Бизнес-логика представлена с использованием Spring Boot и включает контроллеры, которые обрабатывают входящие HTTP-запросы от слоя представления, вызывают соответствующие сервисы и возвращают данные обратно в интерфейс. Сервисы реализуют основную бизнес-логику приложения, такую как управление пользователями, обработка объектов недвижимости и работа с комментариями, действуя как посредники между контроллерами и репозиториями, что обеспечивает инкапсуляцию бизнес-правил. Сущности описывают основные объекты системы, такие как пользователи, объекты недвижимости и комментарии, формируя центральную часть бизнес-логики приложения.</w:t>
       </w:r>
     </w:p>
     <w:p>
@@ -5609,91 +3736,7 @@
         <w:rPr>
           <w:lang w:val="ru-RU"/>
         </w:rPr>
-        <w:t xml:space="preserve">состоит из </w:t>
-      </w:r>
-      <w:proofErr w:type="spellStart"/>
-      <w:r>
-        <w:rPr>
-          <w:lang w:val="ru-RU"/>
-        </w:rPr>
-        <w:t>RequestDTO</w:t>
-      </w:r>
-      <w:proofErr w:type="spellEnd"/>
-      <w:r>
-        <w:rPr>
-          <w:lang w:val="ru-RU"/>
-        </w:rPr>
-        <w:t xml:space="preserve"> и </w:t>
-      </w:r>
-      <w:proofErr w:type="spellStart"/>
-      <w:r>
-        <w:rPr>
-          <w:lang w:val="ru-RU"/>
-        </w:rPr>
-        <w:t>ResponseDTO</w:t>
-      </w:r>
-      <w:proofErr w:type="spellEnd"/>
-      <w:r>
-        <w:rPr>
-          <w:lang w:val="ru-RU"/>
-        </w:rPr>
-        <w:t xml:space="preserve">, которые обеспечивают обмен данными между слоями приложения. DTO (Data Transfer </w:t>
-      </w:r>
-      <w:proofErr w:type="spellStart"/>
-      <w:r>
-        <w:rPr>
-          <w:lang w:val="ru-RU"/>
-        </w:rPr>
-        <w:t>Objects</w:t>
-      </w:r>
-      <w:proofErr w:type="spellEnd"/>
-      <w:r>
-        <w:rPr>
-          <w:lang w:val="ru-RU"/>
-        </w:rPr>
-        <w:t xml:space="preserve">) используются для упаковки данных, передаваемых между контроллерами и сервисами, а также для упрощения </w:t>
-      </w:r>
-      <w:proofErr w:type="spellStart"/>
-      <w:r>
-        <w:rPr>
-          <w:lang w:val="ru-RU"/>
-        </w:rPr>
-        <w:t>сериализации</w:t>
-      </w:r>
-      <w:proofErr w:type="spellEnd"/>
-      <w:r>
-        <w:rPr>
-          <w:lang w:val="ru-RU"/>
-        </w:rPr>
-        <w:t xml:space="preserve"> и </w:t>
-      </w:r>
-      <w:proofErr w:type="spellStart"/>
-      <w:r>
-        <w:rPr>
-          <w:lang w:val="ru-RU"/>
-        </w:rPr>
-        <w:t>десериализации</w:t>
-      </w:r>
-      <w:proofErr w:type="spellEnd"/>
-      <w:r>
-        <w:rPr>
-          <w:lang w:val="ru-RU"/>
-        </w:rPr>
-        <w:t xml:space="preserve"> во время передачи через сетевой интерфейс. </w:t>
-      </w:r>
-      <w:proofErr w:type="spellStart"/>
-      <w:r>
-        <w:rPr>
-          <w:lang w:val="ru-RU"/>
-        </w:rPr>
-        <w:t>JPARepository</w:t>
-      </w:r>
-      <w:proofErr w:type="spellEnd"/>
-      <w:r>
-        <w:rPr>
-          <w:lang w:val="ru-RU"/>
-        </w:rPr>
-        <w:t xml:space="preserve"> предоставляет механизм для доступа к данным, минимизируя количество кода, необходимого для выполнения базовых операций с сущностями.</w:t>
+        <w:t>состоит из RequestDTO и ResponseDTO, которые обеспечивают обмен данными между слоями приложения. DTO (Data Transfer Objects) используются для упаковки данных, передаваемых между контроллерами и сервисами, а также для упрощения сериализации и десериализации во время передачи через сетевой интерфейс. JPARepository предоставляет механизм для доступа к данным, минимизируя количество кода, необходимого для выполнения базовых операций с сущностями.</w:t>
       </w:r>
     </w:p>
     <w:p>
@@ -5707,35 +3750,7 @@
         <w:rPr>
           <w:lang w:val="ru-RU"/>
         </w:rPr>
-        <w:t xml:space="preserve">Слой данных основан на </w:t>
-      </w:r>
-      <w:proofErr w:type="spellStart"/>
-      <w:r>
-        <w:rPr>
-          <w:lang w:val="ru-RU"/>
-        </w:rPr>
-        <w:t>Hibernate</w:t>
-      </w:r>
-      <w:proofErr w:type="spellEnd"/>
-      <w:r>
-        <w:rPr>
-          <w:lang w:val="ru-RU"/>
-        </w:rPr>
-        <w:t xml:space="preserve"> ORM, который управляет взаимодействием между объектами и реляционной базой данных. Этот слой отвечает за выполнение операций с базой данных, таких как чтение, запись, обновление и удаление данных. </w:t>
-      </w:r>
-      <w:proofErr w:type="spellStart"/>
-      <w:r>
-        <w:rPr>
-          <w:lang w:val="ru-RU"/>
-        </w:rPr>
-        <w:t>Hibernate</w:t>
-      </w:r>
-      <w:proofErr w:type="spellEnd"/>
-      <w:r>
-        <w:rPr>
-          <w:lang w:val="ru-RU"/>
-        </w:rPr>
-        <w:t xml:space="preserve"> предлагает абстракцию, позволяющую разработчикам сосредоточиться на разработке бизнес-логики, в то время как он берет на себя управление транзакциями и оптимизацию запросов.</w:t>
+        <w:t>Слой данных основан на Hibernate ORM, который управляет взаимодействием между объектами и реляционной базой данных. Этот слой отвечает за выполнение операций с базой данных, таких как чтение, запись, обновление и удаление данных. Hibernate предлагает абстракцию, позволяющую разработчикам сосредоточиться на разработке бизнес-логики, в то время как он берет на себя управление транзакциями и оптимизацию запросов.</w:t>
       </w:r>
     </w:p>
     <w:p>
@@ -5914,7 +3929,6 @@
           <w:szCs w:val="32"/>
           <w:lang w:val="ru-RU"/>
         </w:rPr>
-        <w:lastRenderedPageBreak/>
         <w:t>О</w:t>
       </w:r>
       <w:r>
@@ -6357,67 +4371,9 @@
         </w:rPr>
         <w:t xml:space="preserve">то пара "ключ-значение", ассоциированная с элементом модели, которая предоставляет дополнительную информацию. </w:t>
       </w:r>
-      <w:proofErr w:type="spellStart"/>
-      <w:r>
-        <w:t>Например</w:t>
-      </w:r>
-      <w:proofErr w:type="spellEnd"/>
-      <w:r>
-        <w:t xml:space="preserve">, </w:t>
-      </w:r>
-      <w:proofErr w:type="spellStart"/>
-      <w:r>
-        <w:t>можно</w:t>
-      </w:r>
-      <w:proofErr w:type="spellEnd"/>
-      <w:r>
-        <w:t xml:space="preserve"> </w:t>
-      </w:r>
-      <w:proofErr w:type="spellStart"/>
-      <w:r>
-        <w:t>указать</w:t>
-      </w:r>
-      <w:proofErr w:type="spellEnd"/>
-      <w:r>
-        <w:t xml:space="preserve"> «{version=1.0}» </w:t>
-      </w:r>
-      <w:proofErr w:type="spellStart"/>
-      <w:r>
-        <w:t>для</w:t>
-      </w:r>
-      <w:proofErr w:type="spellEnd"/>
-      <w:r>
-        <w:t xml:space="preserve"> </w:t>
-      </w:r>
-      <w:proofErr w:type="spellStart"/>
-      <w:r>
-        <w:t>класса</w:t>
-      </w:r>
-      <w:proofErr w:type="spellEnd"/>
-      <w:r>
-        <w:t xml:space="preserve">, </w:t>
-      </w:r>
-      <w:proofErr w:type="spellStart"/>
-      <w:r>
-        <w:t>чтобы</w:t>
-      </w:r>
-      <w:proofErr w:type="spellEnd"/>
-      <w:r>
-        <w:t xml:space="preserve"> </w:t>
-      </w:r>
-      <w:proofErr w:type="spellStart"/>
-      <w:r>
-        <w:t>обозначить</w:t>
-      </w:r>
-      <w:proofErr w:type="spellEnd"/>
-      <w:r>
-        <w:t xml:space="preserve"> </w:t>
-      </w:r>
-      <w:proofErr w:type="spellStart"/>
-      <w:r>
-        <w:t>версию</w:t>
-      </w:r>
-      <w:proofErr w:type="spellEnd"/>
+      <w:r>
+        <w:t>Например, можно указать «{version=1.0}» для класса, чтобы обозначить версию</w:t>
+      </w:r>
     </w:p>
     <w:sectPr>
       <w:headerReference w:type="default" r:id="rId11"/>
@@ -6543,7 +4499,7 @@
         <v:path o:extrusionok="f" gradientshapeok="t" o:connecttype="rect"/>
         <o:lock v:ext="edit" aspectratio="t"/>
       </v:shapetype>
-      <v:shape id="_x0000_i1049" type="#_x0000_t75" style="width:1.5pt;height:1.5pt;visibility:visible;mso-wrap-style:square" o:bullet="t">
+      <v:shape id="_x0000_i1117" type="#_x0000_t75" style="width:1.5pt;height:1.5pt;visibility:visible;mso-wrap-style:square" o:bullet="t">
         <v:imagedata r:id="rId1" o:title=""/>
       </v:shape>
     </w:pict>
